--- a/Documentation/Internal Doc/Ahmed Doc.docx
+++ b/Documentation/Internal Doc/Ahmed Doc.docx
@@ -3,11 +3,4749 @@
 <w:document xmlns:wpc="http://schemas.microsoft.com/office/word/2010/wordprocessingCanvas" xmlns:mc="http://schemas.openxmlformats.org/markup-compatibility/2006" xmlns:o="urn:schemas-microsoft-com:office:office" xmlns:r="http://schemas.openxmlformats.org/officeDocument/2006/relationships" xmlns:m="http://schemas.openxmlformats.org/officeDocument/2006/math" xmlns:v="urn:schemas-microsoft-com:vml" xmlns:wp14="http://schemas.microsoft.com/office/word/2010/wordprocessingDrawing" xmlns:wp="http://schemas.openxmlformats.org/drawingml/2006/wordprocessingDrawing" xmlns:w10="urn:schemas-microsoft-com:office:word" xmlns:w="http://schemas.openxmlformats.org/wordprocessingml/2006/main" xmlns:w14="http://schemas.microsoft.com/office/word/2010/wordml" xmlns:w15="http://schemas.microsoft.com/office/word/2012/wordml" xmlns:wpg="http://schemas.microsoft.com/office/word/2010/wordprocessingGroup" xmlns:wpi="http://schemas.microsoft.com/office/word/2010/wordprocessingInk" xmlns:wne="http://schemas.microsoft.com/office/word/2006/wordml" xmlns:wps="http://schemas.microsoft.com/office/word/2010/wordprocessingShape" mc:Ignorable="w14 w15 wp14">
   <w:body>
     <w:p>
-      <w:r>
-        <w:t>Sprint 1 con.:</w:t>
-      </w:r>
+      <w:pPr>
+        <w:spacing w:before="270"/>
+        <w:ind w:left="69" w:right="71"/>
+        <w:jc w:val="center"/>
+        <w:rPr>
+          <w:rFonts w:ascii="Arial" w:hAnsi="Arial" w:cs="Arial"/>
+          <w:bCs/>
+          <w:iCs/>
+          <w:spacing w:val="-2"/>
+          <w:sz w:val="32"/>
+          <w:szCs w:val="32"/>
+        </w:rPr>
+      </w:pPr>
+      <w:r>
+        <w:rPr>
+          <w:rFonts w:ascii="Arial" w:hAnsi="Arial" w:cs="Arial"/>
+          <w:bCs/>
+          <w:iCs/>
+          <w:spacing w:val="-2"/>
+          <w:sz w:val="32"/>
+          <w:szCs w:val="32"/>
+        </w:rPr>
+        <w:t>KH5005CEM</w:t>
+      </w:r>
+    </w:p>
+    <w:p>
+      <w:pPr>
+        <w:spacing w:before="270"/>
+        <w:ind w:left="69" w:right="71"/>
+        <w:jc w:val="center"/>
+        <w:rPr>
+          <w:rFonts w:ascii="Arial" w:hAnsi="Arial" w:cs="Arial"/>
+          <w:bCs/>
+          <w:iCs/>
+          <w:sz w:val="32"/>
+          <w:szCs w:val="32"/>
+        </w:rPr>
+      </w:pPr>
+    </w:p>
+    <w:p>
+      <w:pPr>
+        <w:jc w:val="center"/>
+        <w:rPr>
+          <w:rFonts w:ascii="Arial" w:hAnsi="Arial" w:cs="Arial"/>
+          <w:spacing w:val="-2"/>
+          <w:sz w:val="32"/>
+          <w:szCs w:val="32"/>
+        </w:rPr>
+      </w:pPr>
+      <w:r>
+        <w:rPr>
+          <w:rFonts w:ascii="Arial" w:hAnsi="Arial" w:cs="Arial"/>
+          <w:sz w:val="32"/>
+          <w:szCs w:val="32"/>
+        </w:rPr>
+        <w:t>Software</w:t>
+      </w:r>
+      <w:r>
+        <w:rPr>
+          <w:rFonts w:ascii="Arial" w:hAnsi="Arial" w:cs="Arial"/>
+          <w:spacing w:val="-3"/>
+          <w:sz w:val="32"/>
+          <w:szCs w:val="32"/>
+        </w:rPr>
+        <w:t xml:space="preserve"> </w:t>
+      </w:r>
+      <w:r>
+        <w:rPr>
+          <w:rFonts w:ascii="Arial" w:hAnsi="Arial" w:cs="Arial"/>
+          <w:sz w:val="32"/>
+          <w:szCs w:val="32"/>
+        </w:rPr>
+        <w:t>Engineering</w:t>
+      </w:r>
+      <w:r>
+        <w:rPr>
+          <w:rFonts w:ascii="Arial" w:hAnsi="Arial" w:cs="Arial"/>
+          <w:spacing w:val="1"/>
+          <w:sz w:val="32"/>
+          <w:szCs w:val="32"/>
+        </w:rPr>
+        <w:t xml:space="preserve"> </w:t>
+      </w:r>
+      <w:r>
+        <w:rPr>
+          <w:rFonts w:ascii="Arial" w:hAnsi="Arial" w:cs="Arial"/>
+          <w:sz w:val="32"/>
+          <w:szCs w:val="32"/>
+        </w:rPr>
+        <w:t>- CW</w:t>
+      </w:r>
+      <w:r>
+        <w:rPr>
+          <w:rFonts w:ascii="Arial" w:hAnsi="Arial" w:cs="Arial"/>
+          <w:spacing w:val="-2"/>
+          <w:sz w:val="32"/>
+          <w:szCs w:val="32"/>
+        </w:rPr>
+        <w:t xml:space="preserve"> </w:t>
+      </w:r>
+      <w:r>
+        <w:rPr>
+          <w:rFonts w:ascii="Arial" w:hAnsi="Arial" w:cs="Arial"/>
+          <w:sz w:val="32"/>
+          <w:szCs w:val="32"/>
+        </w:rPr>
+        <w:t>Individual</w:t>
+      </w:r>
+      <w:r>
+        <w:rPr>
+          <w:rFonts w:ascii="Arial" w:hAnsi="Arial" w:cs="Arial"/>
+          <w:spacing w:val="-4"/>
+          <w:sz w:val="32"/>
+          <w:szCs w:val="32"/>
+        </w:rPr>
+        <w:t xml:space="preserve"> </w:t>
+      </w:r>
+      <w:r>
+        <w:rPr>
+          <w:rFonts w:ascii="Arial" w:hAnsi="Arial" w:cs="Arial"/>
+          <w:spacing w:val="-2"/>
+          <w:sz w:val="32"/>
+          <w:szCs w:val="32"/>
+        </w:rPr>
+        <w:t>Report</w:t>
+      </w:r>
+    </w:p>
+    <w:p>
+      <w:pPr>
+        <w:jc w:val="center"/>
+        <w:rPr>
+          <w:rFonts w:ascii="Arial" w:hAnsi="Arial" w:cs="Arial"/>
+          <w:b/>
+          <w:spacing w:val="-2"/>
+          <w:sz w:val="32"/>
+          <w:szCs w:val="32"/>
+        </w:rPr>
+      </w:pPr>
+    </w:p>
+    <w:p>
+      <w:pPr>
+        <w:jc w:val="center"/>
+        <w:rPr>
+          <w:rFonts w:ascii="Arial" w:hAnsi="Arial" w:cs="Arial"/>
+          <w:bCs/>
+          <w:spacing w:val="-2"/>
+          <w:sz w:val="32"/>
+          <w:szCs w:val="32"/>
+        </w:rPr>
+      </w:pPr>
+      <w:r>
+        <w:rPr>
+          <w:rFonts w:ascii="Arial" w:hAnsi="Arial" w:cs="Arial"/>
+          <w:bCs/>
+          <w:spacing w:val="-2"/>
+          <w:sz w:val="32"/>
+          <w:szCs w:val="32"/>
+        </w:rPr>
+        <w:t>Project name: List to go</w:t>
+      </w:r>
+    </w:p>
+    <w:p>
+      <w:pPr>
+        <w:jc w:val="center"/>
+        <w:rPr>
+          <w:rFonts w:ascii="Arial" w:hAnsi="Arial" w:cs="Arial"/>
+          <w:bCs/>
+          <w:spacing w:val="-2"/>
+          <w:sz w:val="32"/>
+          <w:szCs w:val="32"/>
+        </w:rPr>
+      </w:pPr>
       <w:bookmarkStart w:id="0" w:name="_GoBack"/>
       <w:bookmarkEnd w:id="0"/>
+    </w:p>
+    <w:p>
+      <w:pPr>
+        <w:jc w:val="center"/>
+        <w:rPr>
+          <w:rFonts w:ascii="Arial" w:hAnsi="Arial" w:cs="Arial"/>
+          <w:bCs/>
+          <w:spacing w:val="-2"/>
+          <w:sz w:val="32"/>
+          <w:szCs w:val="32"/>
+        </w:rPr>
+      </w:pPr>
+      <w:r>
+        <w:rPr>
+          <w:rFonts w:ascii="Arial" w:hAnsi="Arial" w:cs="Arial"/>
+          <w:bCs/>
+          <w:spacing w:val="-2"/>
+          <w:sz w:val="32"/>
+          <w:szCs w:val="32"/>
+        </w:rPr>
+        <w:t>Student name: Ahmed Mohsen Ahmed</w:t>
+      </w:r>
+    </w:p>
+    <w:p>
+      <w:pPr>
+        <w:jc w:val="center"/>
+        <w:rPr>
+          <w:rFonts w:ascii="Arial" w:hAnsi="Arial" w:cs="Arial"/>
+          <w:bCs/>
+          <w:spacing w:val="-2"/>
+          <w:sz w:val="32"/>
+          <w:szCs w:val="32"/>
+        </w:rPr>
+      </w:pPr>
+    </w:p>
+    <w:p>
+      <w:pPr>
+        <w:jc w:val="center"/>
+        <w:rPr>
+          <w:rFonts w:ascii="Arial" w:hAnsi="Arial" w:cs="Arial"/>
+          <w:bCs/>
+          <w:spacing w:val="-2"/>
+          <w:sz w:val="32"/>
+          <w:szCs w:val="32"/>
+        </w:rPr>
+      </w:pPr>
+      <w:r>
+        <w:rPr>
+          <w:rFonts w:ascii="Arial" w:hAnsi="Arial" w:cs="Arial"/>
+          <w:bCs/>
+          <w:spacing w:val="-2"/>
+          <w:sz w:val="32"/>
+          <w:szCs w:val="32"/>
+        </w:rPr>
+        <w:t>ID:</w:t>
+      </w:r>
+      <w:r>
+        <w:rPr>
+          <w:rFonts w:ascii="Arial" w:hAnsi="Arial" w:cs="Arial"/>
+          <w:bCs/>
+          <w:spacing w:val="-2"/>
+          <w:sz w:val="32"/>
+          <w:szCs w:val="32"/>
+        </w:rPr>
+        <w:t xml:space="preserve"> </w:t>
+      </w:r>
+      <w:r>
+        <w:rPr>
+          <w:rFonts w:ascii="Arial" w:hAnsi="Arial" w:cs="Arial"/>
+          <w:bCs/>
+          <w:spacing w:val="-2"/>
+          <w:sz w:val="32"/>
+          <w:szCs w:val="32"/>
+        </w:rPr>
+        <w:t>202200061</w:t>
+      </w:r>
+    </w:p>
+    <w:p>
+      <w:pPr>
+        <w:jc w:val="center"/>
+        <w:rPr>
+          <w:rFonts w:ascii="Arial" w:hAnsi="Arial" w:cs="Arial"/>
+          <w:bCs/>
+          <w:spacing w:val="-2"/>
+          <w:sz w:val="32"/>
+          <w:szCs w:val="32"/>
+        </w:rPr>
+      </w:pPr>
+    </w:p>
+    <w:p>
+      <w:pPr>
+        <w:jc w:val="center"/>
+        <w:rPr>
+          <w:rFonts w:ascii="Arial" w:hAnsi="Arial" w:cs="Arial"/>
+          <w:bCs/>
+          <w:spacing w:val="-2"/>
+          <w:sz w:val="32"/>
+          <w:szCs w:val="32"/>
+        </w:rPr>
+      </w:pPr>
+      <w:r>
+        <w:rPr>
+          <w:rFonts w:ascii="Arial" w:hAnsi="Arial" w:cs="Arial"/>
+          <w:bCs/>
+          <w:spacing w:val="-2"/>
+          <w:sz w:val="32"/>
+          <w:szCs w:val="32"/>
+        </w:rPr>
+        <w:t>Group no. 6</w:t>
+      </w:r>
+    </w:p>
+    <w:p>
+      <w:pPr>
+        <w:pStyle w:val="Heading3"/>
+        <w:spacing w:before="243"/>
+        <w:ind w:left="71" w:right="2" w:firstLine="0"/>
+        <w:jc w:val="center"/>
+        <w:rPr>
+          <w:rFonts w:ascii="Arial" w:hAnsi="Arial" w:cs="Arial"/>
+          <w:b w:val="0"/>
+          <w:spacing w:val="-2"/>
+          <w:sz w:val="32"/>
+          <w:szCs w:val="32"/>
+        </w:rPr>
+      </w:pPr>
+    </w:p>
+    <w:p>
+      <w:pPr>
+        <w:pStyle w:val="Heading3"/>
+        <w:spacing w:before="243"/>
+        <w:ind w:left="71" w:right="2" w:firstLine="0"/>
+        <w:jc w:val="center"/>
+        <w:rPr>
+          <w:rFonts w:ascii="Arial" w:hAnsi="Arial" w:cs="Arial"/>
+          <w:b w:val="0"/>
+          <w:spacing w:val="-2"/>
+          <w:sz w:val="32"/>
+          <w:szCs w:val="32"/>
+        </w:rPr>
+      </w:pPr>
+    </w:p>
+    <w:p>
+      <w:pPr>
+        <w:pStyle w:val="Heading3"/>
+        <w:spacing w:before="243"/>
+        <w:ind w:left="71" w:right="2" w:firstLine="0"/>
+        <w:jc w:val="center"/>
+        <w:rPr>
+          <w:rFonts w:ascii="Arial" w:hAnsi="Arial" w:cs="Arial"/>
+          <w:b w:val="0"/>
+          <w:spacing w:val="-2"/>
+          <w:sz w:val="32"/>
+          <w:szCs w:val="32"/>
+        </w:rPr>
+      </w:pPr>
+    </w:p>
+    <w:p>
+      <w:pPr>
+        <w:pStyle w:val="Heading3"/>
+        <w:spacing w:before="243"/>
+        <w:ind w:left="71" w:right="2" w:firstLine="0"/>
+        <w:jc w:val="center"/>
+        <w:rPr>
+          <w:rFonts w:ascii="Arial" w:hAnsi="Arial" w:cs="Arial"/>
+          <w:b w:val="0"/>
+          <w:spacing w:val="-2"/>
+          <w:sz w:val="32"/>
+          <w:szCs w:val="32"/>
+        </w:rPr>
+      </w:pPr>
+    </w:p>
+    <w:p>
+      <w:pPr>
+        <w:pStyle w:val="Heading3"/>
+        <w:spacing w:before="243"/>
+        <w:ind w:left="71" w:right="2" w:firstLine="0"/>
+        <w:jc w:val="center"/>
+        <w:rPr>
+          <w:rFonts w:ascii="Arial" w:hAnsi="Arial" w:cs="Arial"/>
+          <w:b w:val="0"/>
+          <w:spacing w:val="-2"/>
+          <w:sz w:val="32"/>
+          <w:szCs w:val="32"/>
+        </w:rPr>
+      </w:pPr>
+    </w:p>
+    <w:p>
+      <w:pPr>
+        <w:pStyle w:val="Heading3"/>
+        <w:spacing w:before="243"/>
+        <w:ind w:left="71" w:right="2" w:firstLine="0"/>
+        <w:jc w:val="center"/>
+        <w:rPr>
+          <w:rFonts w:ascii="Arial" w:hAnsi="Arial" w:cs="Arial"/>
+          <w:b w:val="0"/>
+          <w:spacing w:val="-2"/>
+          <w:sz w:val="32"/>
+          <w:szCs w:val="32"/>
+        </w:rPr>
+      </w:pPr>
+    </w:p>
+    <w:p>
+      <w:pPr>
+        <w:pStyle w:val="Heading3"/>
+        <w:spacing w:before="243"/>
+        <w:ind w:left="71" w:right="2" w:firstLine="0"/>
+        <w:jc w:val="center"/>
+        <w:rPr>
+          <w:rFonts w:ascii="Arial" w:hAnsi="Arial" w:cs="Arial"/>
+          <w:b w:val="0"/>
+          <w:spacing w:val="-2"/>
+          <w:sz w:val="32"/>
+          <w:szCs w:val="32"/>
+        </w:rPr>
+      </w:pPr>
+    </w:p>
+    <w:p>
+      <w:pPr>
+        <w:pStyle w:val="Heading3"/>
+        <w:spacing w:before="243"/>
+        <w:ind w:left="71" w:right="2" w:firstLine="0"/>
+        <w:jc w:val="center"/>
+        <w:rPr>
+          <w:rFonts w:ascii="Arial" w:hAnsi="Arial" w:cs="Arial"/>
+          <w:b w:val="0"/>
+          <w:spacing w:val="-2"/>
+          <w:sz w:val="32"/>
+          <w:szCs w:val="32"/>
+        </w:rPr>
+      </w:pPr>
+    </w:p>
+    <w:p>
+      <w:pPr>
+        <w:pStyle w:val="Heading3"/>
+        <w:spacing w:before="243"/>
+        <w:ind w:left="71" w:right="2" w:firstLine="0"/>
+        <w:jc w:val="center"/>
+        <w:rPr>
+          <w:rFonts w:ascii="Arial" w:hAnsi="Arial" w:cs="Arial"/>
+          <w:b w:val="0"/>
+          <w:spacing w:val="-2"/>
+          <w:sz w:val="32"/>
+          <w:szCs w:val="32"/>
+        </w:rPr>
+      </w:pPr>
+    </w:p>
+    <w:p>
+      <w:pPr>
+        <w:pStyle w:val="Heading3"/>
+        <w:spacing w:before="243"/>
+        <w:ind w:left="71" w:right="2" w:firstLine="0"/>
+        <w:jc w:val="center"/>
+        <w:rPr>
+          <w:rFonts w:ascii="Arial" w:hAnsi="Arial" w:cs="Arial"/>
+          <w:b w:val="0"/>
+          <w:spacing w:val="-2"/>
+          <w:sz w:val="32"/>
+          <w:szCs w:val="32"/>
+        </w:rPr>
+      </w:pPr>
+    </w:p>
+    <w:p>
+      <w:pPr>
+        <w:pStyle w:val="Heading3"/>
+        <w:spacing w:before="243"/>
+        <w:ind w:left="71" w:right="2" w:firstLine="0"/>
+        <w:jc w:val="center"/>
+        <w:rPr>
+          <w:rFonts w:ascii="Arial" w:hAnsi="Arial" w:cs="Arial"/>
+          <w:b w:val="0"/>
+          <w:spacing w:val="-2"/>
+          <w:sz w:val="32"/>
+          <w:szCs w:val="32"/>
+        </w:rPr>
+      </w:pPr>
+    </w:p>
+    <w:p>
+      <w:pPr>
+        <w:pStyle w:val="Heading3"/>
+        <w:spacing w:before="243"/>
+        <w:ind w:left="71" w:right="2" w:firstLine="0"/>
+        <w:jc w:val="center"/>
+        <w:rPr>
+          <w:rFonts w:ascii="Arial" w:hAnsi="Arial" w:cs="Arial"/>
+          <w:b w:val="0"/>
+          <w:spacing w:val="-2"/>
+          <w:sz w:val="32"/>
+          <w:szCs w:val="32"/>
+        </w:rPr>
+      </w:pPr>
+    </w:p>
+    <w:p>
+      <w:pPr>
+        <w:pStyle w:val="Heading3"/>
+        <w:spacing w:before="243"/>
+        <w:ind w:left="0" w:right="2" w:firstLine="0"/>
+        <w:rPr>
+          <w:rFonts w:ascii="Arial" w:hAnsi="Arial" w:cs="Arial"/>
+          <w:b w:val="0"/>
+          <w:spacing w:val="-2"/>
+          <w:sz w:val="32"/>
+          <w:szCs w:val="32"/>
+        </w:rPr>
+      </w:pPr>
+    </w:p>
+    <w:sdt>
+      <w:sdtPr>
+        <w:rPr>
+          <w:rFonts w:ascii="Calibri" w:eastAsia="Calibri" w:hAnsi="Calibri" w:cs="Calibri"/>
+          <w:color w:val="auto"/>
+          <w:sz w:val="22"/>
+          <w:szCs w:val="22"/>
+        </w:rPr>
+        <w:id w:val="-92783589"/>
+        <w:docPartObj>
+          <w:docPartGallery w:val="Table of Contents"/>
+          <w:docPartUnique/>
+        </w:docPartObj>
+      </w:sdtPr>
+      <w:sdtEndPr>
+        <w:rPr>
+          <w:b/>
+          <w:bCs/>
+          <w:noProof/>
+        </w:rPr>
+      </w:sdtEndPr>
+      <w:sdtContent>
+        <w:p>
+          <w:pPr>
+            <w:pStyle w:val="TOCHeading"/>
+          </w:pPr>
+          <w:r>
+            <w:t>Contents</w:t>
+          </w:r>
+        </w:p>
+        <w:p>
+          <w:pPr>
+            <w:pStyle w:val="TOC1"/>
+            <w:tabs>
+              <w:tab w:val="right" w:leader="dot" w:pos="9350"/>
+            </w:tabs>
+            <w:rPr>
+              <w:rFonts w:asciiTheme="minorHAnsi" w:eastAsiaTheme="minorEastAsia" w:hAnsiTheme="minorHAnsi" w:cstheme="minorBidi"/>
+              <w:noProof/>
+            </w:rPr>
+          </w:pPr>
+          <w:r>
+            <w:rPr>
+              <w:b/>
+              <w:bCs/>
+              <w:noProof/>
+            </w:rPr>
+            <w:fldChar w:fldCharType="begin"/>
+          </w:r>
+          <w:r>
+            <w:rPr>
+              <w:b/>
+              <w:bCs/>
+              <w:noProof/>
+            </w:rPr>
+            <w:instrText xml:space="preserve"> TOC \o "1-3" \h \z \u </w:instrText>
+          </w:r>
+          <w:r>
+            <w:rPr>
+              <w:b/>
+              <w:bCs/>
+              <w:noProof/>
+            </w:rPr>
+            <w:fldChar w:fldCharType="separate"/>
+          </w:r>
+          <w:hyperlink w:anchor="_Toc197205079" w:history="1">
+            <w:r>
+              <w:rPr>
+                <w:rStyle w:val="Hyperlink"/>
+                <w:rFonts w:ascii="Arial" w:hAnsi="Arial" w:cs="Arial"/>
+                <w:noProof/>
+              </w:rPr>
+              <w:t>Introduction:</w:t>
+            </w:r>
+            <w:r>
+              <w:rPr>
+                <w:noProof/>
+                <w:webHidden/>
+              </w:rPr>
+              <w:tab/>
+            </w:r>
+            <w:r>
+              <w:rPr>
+                <w:noProof/>
+                <w:webHidden/>
+              </w:rPr>
+              <w:fldChar w:fldCharType="begin"/>
+            </w:r>
+            <w:r>
+              <w:rPr>
+                <w:noProof/>
+                <w:webHidden/>
+              </w:rPr>
+              <w:instrText xml:space="preserve"> PAGEREF _Toc197205079 \h </w:instrText>
+            </w:r>
+            <w:r>
+              <w:rPr>
+                <w:noProof/>
+                <w:webHidden/>
+              </w:rPr>
+            </w:r>
+            <w:r>
+              <w:rPr>
+                <w:noProof/>
+                <w:webHidden/>
+              </w:rPr>
+              <w:fldChar w:fldCharType="separate"/>
+            </w:r>
+            <w:r>
+              <w:rPr>
+                <w:noProof/>
+                <w:webHidden/>
+              </w:rPr>
+              <w:t>3</w:t>
+            </w:r>
+            <w:r>
+              <w:rPr>
+                <w:noProof/>
+                <w:webHidden/>
+              </w:rPr>
+              <w:fldChar w:fldCharType="end"/>
+            </w:r>
+          </w:hyperlink>
+        </w:p>
+        <w:p>
+          <w:pPr>
+            <w:pStyle w:val="TOC1"/>
+            <w:tabs>
+              <w:tab w:val="right" w:leader="dot" w:pos="9350"/>
+            </w:tabs>
+            <w:rPr>
+              <w:rFonts w:asciiTheme="minorHAnsi" w:eastAsiaTheme="minorEastAsia" w:hAnsiTheme="minorHAnsi" w:cstheme="minorBidi"/>
+              <w:noProof/>
+            </w:rPr>
+          </w:pPr>
+          <w:hyperlink w:anchor="_Toc197205080" w:history="1">
+            <w:r>
+              <w:rPr>
+                <w:rStyle w:val="Hyperlink"/>
+                <w:rFonts w:ascii="Arial" w:hAnsi="Arial" w:cs="Arial"/>
+                <w:noProof/>
+              </w:rPr>
+              <w:t>Application Pictures:</w:t>
+            </w:r>
+            <w:r>
+              <w:rPr>
+                <w:noProof/>
+                <w:webHidden/>
+              </w:rPr>
+              <w:tab/>
+            </w:r>
+            <w:r>
+              <w:rPr>
+                <w:noProof/>
+                <w:webHidden/>
+              </w:rPr>
+              <w:fldChar w:fldCharType="begin"/>
+            </w:r>
+            <w:r>
+              <w:rPr>
+                <w:noProof/>
+                <w:webHidden/>
+              </w:rPr>
+              <w:instrText xml:space="preserve"> PAGEREF _Toc197205080 \h </w:instrText>
+            </w:r>
+            <w:r>
+              <w:rPr>
+                <w:noProof/>
+                <w:webHidden/>
+              </w:rPr>
+            </w:r>
+            <w:r>
+              <w:rPr>
+                <w:noProof/>
+                <w:webHidden/>
+              </w:rPr>
+              <w:fldChar w:fldCharType="separate"/>
+            </w:r>
+            <w:r>
+              <w:rPr>
+                <w:noProof/>
+                <w:webHidden/>
+              </w:rPr>
+              <w:t>4</w:t>
+            </w:r>
+            <w:r>
+              <w:rPr>
+                <w:noProof/>
+                <w:webHidden/>
+              </w:rPr>
+              <w:fldChar w:fldCharType="end"/>
+            </w:r>
+          </w:hyperlink>
+        </w:p>
+        <w:p>
+          <w:pPr>
+            <w:pStyle w:val="TOC1"/>
+            <w:tabs>
+              <w:tab w:val="right" w:leader="dot" w:pos="9350"/>
+            </w:tabs>
+            <w:rPr>
+              <w:rFonts w:asciiTheme="minorHAnsi" w:eastAsiaTheme="minorEastAsia" w:hAnsiTheme="minorHAnsi" w:cstheme="minorBidi"/>
+              <w:noProof/>
+            </w:rPr>
+          </w:pPr>
+          <w:hyperlink w:anchor="_Toc197205081" w:history="1">
+            <w:r>
+              <w:rPr>
+                <w:rStyle w:val="Hyperlink"/>
+                <w:rFonts w:ascii="Arial" w:hAnsi="Arial" w:cs="Arial"/>
+                <w:noProof/>
+              </w:rPr>
+              <w:t>Trello Link:</w:t>
+            </w:r>
+            <w:r>
+              <w:rPr>
+                <w:noProof/>
+                <w:webHidden/>
+              </w:rPr>
+              <w:tab/>
+            </w:r>
+            <w:r>
+              <w:rPr>
+                <w:noProof/>
+                <w:webHidden/>
+              </w:rPr>
+              <w:fldChar w:fldCharType="begin"/>
+            </w:r>
+            <w:r>
+              <w:rPr>
+                <w:noProof/>
+                <w:webHidden/>
+              </w:rPr>
+              <w:instrText xml:space="preserve"> PAGEREF _Toc197205081 \h </w:instrText>
+            </w:r>
+            <w:r>
+              <w:rPr>
+                <w:noProof/>
+                <w:webHidden/>
+              </w:rPr>
+            </w:r>
+            <w:r>
+              <w:rPr>
+                <w:noProof/>
+                <w:webHidden/>
+              </w:rPr>
+              <w:fldChar w:fldCharType="separate"/>
+            </w:r>
+            <w:r>
+              <w:rPr>
+                <w:noProof/>
+                <w:webHidden/>
+              </w:rPr>
+              <w:t>5</w:t>
+            </w:r>
+            <w:r>
+              <w:rPr>
+                <w:noProof/>
+                <w:webHidden/>
+              </w:rPr>
+              <w:fldChar w:fldCharType="end"/>
+            </w:r>
+          </w:hyperlink>
+        </w:p>
+        <w:p>
+          <w:pPr>
+            <w:pStyle w:val="TOC1"/>
+            <w:tabs>
+              <w:tab w:val="right" w:leader="dot" w:pos="9350"/>
+            </w:tabs>
+            <w:rPr>
+              <w:rFonts w:asciiTheme="minorHAnsi" w:eastAsiaTheme="minorEastAsia" w:hAnsiTheme="minorHAnsi" w:cstheme="minorBidi"/>
+              <w:noProof/>
+            </w:rPr>
+          </w:pPr>
+          <w:hyperlink w:anchor="_Toc197205082" w:history="1">
+            <w:r>
+              <w:rPr>
+                <w:rStyle w:val="Hyperlink"/>
+                <w:rFonts w:ascii="Arial" w:hAnsi="Arial" w:cs="Arial"/>
+                <w:noProof/>
+              </w:rPr>
+              <w:t>GitHub Link:</w:t>
+            </w:r>
+            <w:r>
+              <w:rPr>
+                <w:noProof/>
+                <w:webHidden/>
+              </w:rPr>
+              <w:tab/>
+            </w:r>
+            <w:r>
+              <w:rPr>
+                <w:noProof/>
+                <w:webHidden/>
+              </w:rPr>
+              <w:fldChar w:fldCharType="begin"/>
+            </w:r>
+            <w:r>
+              <w:rPr>
+                <w:noProof/>
+                <w:webHidden/>
+              </w:rPr>
+              <w:instrText xml:space="preserve"> PAGEREF _Toc197205082 \h </w:instrText>
+            </w:r>
+            <w:r>
+              <w:rPr>
+                <w:noProof/>
+                <w:webHidden/>
+              </w:rPr>
+            </w:r>
+            <w:r>
+              <w:rPr>
+                <w:noProof/>
+                <w:webHidden/>
+              </w:rPr>
+              <w:fldChar w:fldCharType="separate"/>
+            </w:r>
+            <w:r>
+              <w:rPr>
+                <w:noProof/>
+                <w:webHidden/>
+              </w:rPr>
+              <w:t>5</w:t>
+            </w:r>
+            <w:r>
+              <w:rPr>
+                <w:noProof/>
+                <w:webHidden/>
+              </w:rPr>
+              <w:fldChar w:fldCharType="end"/>
+            </w:r>
+          </w:hyperlink>
+        </w:p>
+        <w:p>
+          <w:pPr>
+            <w:pStyle w:val="TOC1"/>
+            <w:tabs>
+              <w:tab w:val="right" w:leader="dot" w:pos="9350"/>
+            </w:tabs>
+            <w:rPr>
+              <w:rFonts w:asciiTheme="minorHAnsi" w:eastAsiaTheme="minorEastAsia" w:hAnsiTheme="minorHAnsi" w:cstheme="minorBidi"/>
+              <w:noProof/>
+            </w:rPr>
+          </w:pPr>
+          <w:hyperlink w:anchor="_Toc197205083" w:history="1">
+            <w:r>
+              <w:rPr>
+                <w:rStyle w:val="Hyperlink"/>
+                <w:rFonts w:ascii="Arial" w:hAnsi="Arial" w:cs="Arial"/>
+                <w:noProof/>
+              </w:rPr>
+              <w:t>Sprint 1:</w:t>
+            </w:r>
+            <w:r>
+              <w:rPr>
+                <w:noProof/>
+                <w:webHidden/>
+              </w:rPr>
+              <w:tab/>
+            </w:r>
+            <w:r>
+              <w:rPr>
+                <w:noProof/>
+                <w:webHidden/>
+              </w:rPr>
+              <w:fldChar w:fldCharType="begin"/>
+            </w:r>
+            <w:r>
+              <w:rPr>
+                <w:noProof/>
+                <w:webHidden/>
+              </w:rPr>
+              <w:instrText xml:space="preserve"> PAGEREF _Toc197205083 \h </w:instrText>
+            </w:r>
+            <w:r>
+              <w:rPr>
+                <w:noProof/>
+                <w:webHidden/>
+              </w:rPr>
+            </w:r>
+            <w:r>
+              <w:rPr>
+                <w:noProof/>
+                <w:webHidden/>
+              </w:rPr>
+              <w:fldChar w:fldCharType="separate"/>
+            </w:r>
+            <w:r>
+              <w:rPr>
+                <w:noProof/>
+                <w:webHidden/>
+              </w:rPr>
+              <w:t>6</w:t>
+            </w:r>
+            <w:r>
+              <w:rPr>
+                <w:noProof/>
+                <w:webHidden/>
+              </w:rPr>
+              <w:fldChar w:fldCharType="end"/>
+            </w:r>
+          </w:hyperlink>
+        </w:p>
+        <w:p>
+          <w:pPr>
+            <w:pStyle w:val="TOC2"/>
+            <w:tabs>
+              <w:tab w:val="right" w:leader="dot" w:pos="9350"/>
+            </w:tabs>
+            <w:rPr>
+              <w:rFonts w:asciiTheme="minorHAnsi" w:eastAsiaTheme="minorEastAsia" w:hAnsiTheme="minorHAnsi" w:cstheme="minorBidi"/>
+              <w:noProof/>
+            </w:rPr>
+          </w:pPr>
+          <w:hyperlink w:anchor="_Toc197205084" w:history="1">
+            <w:r>
+              <w:rPr>
+                <w:rStyle w:val="Hyperlink"/>
+                <w:rFonts w:ascii="Arial" w:hAnsi="Arial" w:cs="Arial"/>
+                <w:noProof/>
+              </w:rPr>
+              <w:t>Assigned tasks:</w:t>
+            </w:r>
+            <w:r>
+              <w:rPr>
+                <w:noProof/>
+                <w:webHidden/>
+              </w:rPr>
+              <w:tab/>
+            </w:r>
+            <w:r>
+              <w:rPr>
+                <w:noProof/>
+                <w:webHidden/>
+              </w:rPr>
+              <w:fldChar w:fldCharType="begin"/>
+            </w:r>
+            <w:r>
+              <w:rPr>
+                <w:noProof/>
+                <w:webHidden/>
+              </w:rPr>
+              <w:instrText xml:space="preserve"> PAGEREF _Toc197205084 \h </w:instrText>
+            </w:r>
+            <w:r>
+              <w:rPr>
+                <w:noProof/>
+                <w:webHidden/>
+              </w:rPr>
+            </w:r>
+            <w:r>
+              <w:rPr>
+                <w:noProof/>
+                <w:webHidden/>
+              </w:rPr>
+              <w:fldChar w:fldCharType="separate"/>
+            </w:r>
+            <w:r>
+              <w:rPr>
+                <w:noProof/>
+                <w:webHidden/>
+              </w:rPr>
+              <w:t>6</w:t>
+            </w:r>
+            <w:r>
+              <w:rPr>
+                <w:noProof/>
+                <w:webHidden/>
+              </w:rPr>
+              <w:fldChar w:fldCharType="end"/>
+            </w:r>
+          </w:hyperlink>
+        </w:p>
+        <w:p>
+          <w:pPr>
+            <w:pStyle w:val="TOC1"/>
+            <w:tabs>
+              <w:tab w:val="right" w:leader="dot" w:pos="9350"/>
+            </w:tabs>
+            <w:rPr>
+              <w:rFonts w:asciiTheme="minorHAnsi" w:eastAsiaTheme="minorEastAsia" w:hAnsiTheme="minorHAnsi" w:cstheme="minorBidi"/>
+              <w:noProof/>
+            </w:rPr>
+          </w:pPr>
+          <w:hyperlink w:anchor="_Toc197205085" w:history="1">
+            <w:r>
+              <w:rPr>
+                <w:rStyle w:val="Hyperlink"/>
+                <w:rFonts w:ascii="Arial" w:hAnsi="Arial" w:cs="Arial"/>
+                <w:noProof/>
+              </w:rPr>
+              <w:t>Sprint 2:</w:t>
+            </w:r>
+            <w:r>
+              <w:rPr>
+                <w:noProof/>
+                <w:webHidden/>
+              </w:rPr>
+              <w:tab/>
+            </w:r>
+            <w:r>
+              <w:rPr>
+                <w:noProof/>
+                <w:webHidden/>
+              </w:rPr>
+              <w:fldChar w:fldCharType="begin"/>
+            </w:r>
+            <w:r>
+              <w:rPr>
+                <w:noProof/>
+                <w:webHidden/>
+              </w:rPr>
+              <w:instrText xml:space="preserve"> PAGEREF _Toc197205085 \h </w:instrText>
+            </w:r>
+            <w:r>
+              <w:rPr>
+                <w:noProof/>
+                <w:webHidden/>
+              </w:rPr>
+            </w:r>
+            <w:r>
+              <w:rPr>
+                <w:noProof/>
+                <w:webHidden/>
+              </w:rPr>
+              <w:fldChar w:fldCharType="separate"/>
+            </w:r>
+            <w:r>
+              <w:rPr>
+                <w:noProof/>
+                <w:webHidden/>
+              </w:rPr>
+              <w:t>7</w:t>
+            </w:r>
+            <w:r>
+              <w:rPr>
+                <w:noProof/>
+                <w:webHidden/>
+              </w:rPr>
+              <w:fldChar w:fldCharType="end"/>
+            </w:r>
+          </w:hyperlink>
+        </w:p>
+        <w:p>
+          <w:pPr>
+            <w:pStyle w:val="TOC2"/>
+            <w:tabs>
+              <w:tab w:val="right" w:leader="dot" w:pos="9350"/>
+            </w:tabs>
+            <w:rPr>
+              <w:rFonts w:asciiTheme="minorHAnsi" w:eastAsiaTheme="minorEastAsia" w:hAnsiTheme="minorHAnsi" w:cstheme="minorBidi"/>
+              <w:noProof/>
+            </w:rPr>
+          </w:pPr>
+          <w:hyperlink w:anchor="_Toc197205086" w:history="1">
+            <w:r>
+              <w:rPr>
+                <w:rStyle w:val="Hyperlink"/>
+                <w:rFonts w:ascii="Arial" w:hAnsi="Arial" w:cs="Arial"/>
+                <w:noProof/>
+              </w:rPr>
+              <w:t>Assigned tasks:</w:t>
+            </w:r>
+            <w:r>
+              <w:rPr>
+                <w:noProof/>
+                <w:webHidden/>
+              </w:rPr>
+              <w:tab/>
+            </w:r>
+            <w:r>
+              <w:rPr>
+                <w:noProof/>
+                <w:webHidden/>
+              </w:rPr>
+              <w:fldChar w:fldCharType="begin"/>
+            </w:r>
+            <w:r>
+              <w:rPr>
+                <w:noProof/>
+                <w:webHidden/>
+              </w:rPr>
+              <w:instrText xml:space="preserve"> PAGEREF _Toc197205086 \h </w:instrText>
+            </w:r>
+            <w:r>
+              <w:rPr>
+                <w:noProof/>
+                <w:webHidden/>
+              </w:rPr>
+            </w:r>
+            <w:r>
+              <w:rPr>
+                <w:noProof/>
+                <w:webHidden/>
+              </w:rPr>
+              <w:fldChar w:fldCharType="separate"/>
+            </w:r>
+            <w:r>
+              <w:rPr>
+                <w:noProof/>
+                <w:webHidden/>
+              </w:rPr>
+              <w:t>7</w:t>
+            </w:r>
+            <w:r>
+              <w:rPr>
+                <w:noProof/>
+                <w:webHidden/>
+              </w:rPr>
+              <w:fldChar w:fldCharType="end"/>
+            </w:r>
+          </w:hyperlink>
+        </w:p>
+        <w:p>
+          <w:pPr>
+            <w:pStyle w:val="TOC1"/>
+            <w:tabs>
+              <w:tab w:val="right" w:leader="dot" w:pos="9350"/>
+            </w:tabs>
+            <w:rPr>
+              <w:rFonts w:asciiTheme="minorHAnsi" w:eastAsiaTheme="minorEastAsia" w:hAnsiTheme="minorHAnsi" w:cstheme="minorBidi"/>
+              <w:noProof/>
+            </w:rPr>
+          </w:pPr>
+          <w:hyperlink w:anchor="_Toc197205087" w:history="1">
+            <w:r>
+              <w:rPr>
+                <w:rStyle w:val="Hyperlink"/>
+                <w:rFonts w:ascii="Arial" w:hAnsi="Arial" w:cs="Arial"/>
+                <w:noProof/>
+              </w:rPr>
+              <w:t>Sprint 3:</w:t>
+            </w:r>
+            <w:r>
+              <w:rPr>
+                <w:noProof/>
+                <w:webHidden/>
+              </w:rPr>
+              <w:tab/>
+            </w:r>
+            <w:r>
+              <w:rPr>
+                <w:noProof/>
+                <w:webHidden/>
+              </w:rPr>
+              <w:fldChar w:fldCharType="begin"/>
+            </w:r>
+            <w:r>
+              <w:rPr>
+                <w:noProof/>
+                <w:webHidden/>
+              </w:rPr>
+              <w:instrText xml:space="preserve"> PAGEREF _Toc197205087 \h </w:instrText>
+            </w:r>
+            <w:r>
+              <w:rPr>
+                <w:noProof/>
+                <w:webHidden/>
+              </w:rPr>
+            </w:r>
+            <w:r>
+              <w:rPr>
+                <w:noProof/>
+                <w:webHidden/>
+              </w:rPr>
+              <w:fldChar w:fldCharType="separate"/>
+            </w:r>
+            <w:r>
+              <w:rPr>
+                <w:noProof/>
+                <w:webHidden/>
+              </w:rPr>
+              <w:t>9</w:t>
+            </w:r>
+            <w:r>
+              <w:rPr>
+                <w:noProof/>
+                <w:webHidden/>
+              </w:rPr>
+              <w:fldChar w:fldCharType="end"/>
+            </w:r>
+          </w:hyperlink>
+        </w:p>
+        <w:p>
+          <w:pPr>
+            <w:pStyle w:val="TOC1"/>
+            <w:tabs>
+              <w:tab w:val="right" w:leader="dot" w:pos="9350"/>
+            </w:tabs>
+            <w:rPr>
+              <w:rFonts w:asciiTheme="minorHAnsi" w:eastAsiaTheme="minorEastAsia" w:hAnsiTheme="minorHAnsi" w:cstheme="minorBidi"/>
+              <w:noProof/>
+            </w:rPr>
+          </w:pPr>
+          <w:hyperlink w:anchor="_Toc197205088" w:history="1">
+            <w:r>
+              <w:rPr>
+                <w:rStyle w:val="Hyperlink"/>
+                <w:rFonts w:ascii="Arial" w:hAnsi="Arial" w:cs="Arial"/>
+                <w:noProof/>
+              </w:rPr>
+              <w:t>Sprint 4:</w:t>
+            </w:r>
+            <w:r>
+              <w:rPr>
+                <w:noProof/>
+                <w:webHidden/>
+              </w:rPr>
+              <w:tab/>
+            </w:r>
+            <w:r>
+              <w:rPr>
+                <w:noProof/>
+                <w:webHidden/>
+              </w:rPr>
+              <w:fldChar w:fldCharType="begin"/>
+            </w:r>
+            <w:r>
+              <w:rPr>
+                <w:noProof/>
+                <w:webHidden/>
+              </w:rPr>
+              <w:instrText xml:space="preserve"> PAGEREF _Toc197205088 \h </w:instrText>
+            </w:r>
+            <w:r>
+              <w:rPr>
+                <w:noProof/>
+                <w:webHidden/>
+              </w:rPr>
+            </w:r>
+            <w:r>
+              <w:rPr>
+                <w:noProof/>
+                <w:webHidden/>
+              </w:rPr>
+              <w:fldChar w:fldCharType="separate"/>
+            </w:r>
+            <w:r>
+              <w:rPr>
+                <w:noProof/>
+                <w:webHidden/>
+              </w:rPr>
+              <w:t>11</w:t>
+            </w:r>
+            <w:r>
+              <w:rPr>
+                <w:noProof/>
+                <w:webHidden/>
+              </w:rPr>
+              <w:fldChar w:fldCharType="end"/>
+            </w:r>
+          </w:hyperlink>
+        </w:p>
+        <w:p>
+          <w:pPr>
+            <w:pStyle w:val="TOC1"/>
+            <w:tabs>
+              <w:tab w:val="right" w:leader="dot" w:pos="9350"/>
+            </w:tabs>
+            <w:rPr>
+              <w:rFonts w:asciiTheme="minorHAnsi" w:eastAsiaTheme="minorEastAsia" w:hAnsiTheme="minorHAnsi" w:cstheme="minorBidi"/>
+              <w:noProof/>
+            </w:rPr>
+          </w:pPr>
+          <w:hyperlink w:anchor="_Toc197205089" w:history="1">
+            <w:r>
+              <w:rPr>
+                <w:rStyle w:val="Hyperlink"/>
+                <w:rFonts w:ascii="Arial" w:hAnsi="Arial" w:cs="Arial"/>
+                <w:noProof/>
+              </w:rPr>
+              <w:t>Sprint 5:</w:t>
+            </w:r>
+            <w:r>
+              <w:rPr>
+                <w:noProof/>
+                <w:webHidden/>
+              </w:rPr>
+              <w:tab/>
+            </w:r>
+            <w:r>
+              <w:rPr>
+                <w:noProof/>
+                <w:webHidden/>
+              </w:rPr>
+              <w:fldChar w:fldCharType="begin"/>
+            </w:r>
+            <w:r>
+              <w:rPr>
+                <w:noProof/>
+                <w:webHidden/>
+              </w:rPr>
+              <w:instrText xml:space="preserve"> PAGEREF _Toc197205089 \h </w:instrText>
+            </w:r>
+            <w:r>
+              <w:rPr>
+                <w:noProof/>
+                <w:webHidden/>
+              </w:rPr>
+            </w:r>
+            <w:r>
+              <w:rPr>
+                <w:noProof/>
+                <w:webHidden/>
+              </w:rPr>
+              <w:fldChar w:fldCharType="separate"/>
+            </w:r>
+            <w:r>
+              <w:rPr>
+                <w:noProof/>
+                <w:webHidden/>
+              </w:rPr>
+              <w:t>12</w:t>
+            </w:r>
+            <w:r>
+              <w:rPr>
+                <w:noProof/>
+                <w:webHidden/>
+              </w:rPr>
+              <w:fldChar w:fldCharType="end"/>
+            </w:r>
+          </w:hyperlink>
+        </w:p>
+        <w:p>
+          <w:pPr>
+            <w:pStyle w:val="TOC1"/>
+            <w:tabs>
+              <w:tab w:val="right" w:leader="dot" w:pos="9350"/>
+            </w:tabs>
+            <w:rPr>
+              <w:rFonts w:asciiTheme="minorHAnsi" w:eastAsiaTheme="minorEastAsia" w:hAnsiTheme="minorHAnsi" w:cstheme="minorBidi"/>
+              <w:noProof/>
+            </w:rPr>
+          </w:pPr>
+          <w:hyperlink w:anchor="_Toc197205090" w:history="1">
+            <w:r>
+              <w:rPr>
+                <w:rStyle w:val="Hyperlink"/>
+                <w:rFonts w:ascii="Arial" w:hAnsi="Arial" w:cs="Arial"/>
+                <w:noProof/>
+              </w:rPr>
+              <w:t>Sprint 6:</w:t>
+            </w:r>
+            <w:r>
+              <w:rPr>
+                <w:noProof/>
+                <w:webHidden/>
+              </w:rPr>
+              <w:tab/>
+            </w:r>
+            <w:r>
+              <w:rPr>
+                <w:noProof/>
+                <w:webHidden/>
+              </w:rPr>
+              <w:fldChar w:fldCharType="begin"/>
+            </w:r>
+            <w:r>
+              <w:rPr>
+                <w:noProof/>
+                <w:webHidden/>
+              </w:rPr>
+              <w:instrText xml:space="preserve"> PAGEREF _Toc197205090 \h </w:instrText>
+            </w:r>
+            <w:r>
+              <w:rPr>
+                <w:noProof/>
+                <w:webHidden/>
+              </w:rPr>
+            </w:r>
+            <w:r>
+              <w:rPr>
+                <w:noProof/>
+                <w:webHidden/>
+              </w:rPr>
+              <w:fldChar w:fldCharType="separate"/>
+            </w:r>
+            <w:r>
+              <w:rPr>
+                <w:noProof/>
+                <w:webHidden/>
+              </w:rPr>
+              <w:t>13</w:t>
+            </w:r>
+            <w:r>
+              <w:rPr>
+                <w:noProof/>
+                <w:webHidden/>
+              </w:rPr>
+              <w:fldChar w:fldCharType="end"/>
+            </w:r>
+          </w:hyperlink>
+        </w:p>
+        <w:p>
+          <w:pPr>
+            <w:pStyle w:val="TOC1"/>
+            <w:tabs>
+              <w:tab w:val="right" w:leader="dot" w:pos="9350"/>
+            </w:tabs>
+            <w:rPr>
+              <w:rFonts w:asciiTheme="minorHAnsi" w:eastAsiaTheme="minorEastAsia" w:hAnsiTheme="minorHAnsi" w:cstheme="minorBidi"/>
+              <w:noProof/>
+            </w:rPr>
+          </w:pPr>
+          <w:hyperlink w:anchor="_Toc197205091" w:history="1">
+            <w:r>
+              <w:rPr>
+                <w:rStyle w:val="Hyperlink"/>
+                <w:rFonts w:ascii="Arial" w:hAnsi="Arial" w:cs="Arial"/>
+                <w:noProof/>
+              </w:rPr>
+              <w:t>Quality of Modeling:</w:t>
+            </w:r>
+            <w:r>
+              <w:rPr>
+                <w:noProof/>
+                <w:webHidden/>
+              </w:rPr>
+              <w:tab/>
+            </w:r>
+            <w:r>
+              <w:rPr>
+                <w:noProof/>
+                <w:webHidden/>
+              </w:rPr>
+              <w:fldChar w:fldCharType="begin"/>
+            </w:r>
+            <w:r>
+              <w:rPr>
+                <w:noProof/>
+                <w:webHidden/>
+              </w:rPr>
+              <w:instrText xml:space="preserve"> PAGEREF _Toc197205091 \h </w:instrText>
+            </w:r>
+            <w:r>
+              <w:rPr>
+                <w:noProof/>
+                <w:webHidden/>
+              </w:rPr>
+            </w:r>
+            <w:r>
+              <w:rPr>
+                <w:noProof/>
+                <w:webHidden/>
+              </w:rPr>
+              <w:fldChar w:fldCharType="separate"/>
+            </w:r>
+            <w:r>
+              <w:rPr>
+                <w:noProof/>
+                <w:webHidden/>
+              </w:rPr>
+              <w:t>16</w:t>
+            </w:r>
+            <w:r>
+              <w:rPr>
+                <w:noProof/>
+                <w:webHidden/>
+              </w:rPr>
+              <w:fldChar w:fldCharType="end"/>
+            </w:r>
+          </w:hyperlink>
+        </w:p>
+        <w:p>
+          <w:pPr>
+            <w:pStyle w:val="TOC1"/>
+            <w:tabs>
+              <w:tab w:val="right" w:leader="dot" w:pos="9350"/>
+            </w:tabs>
+            <w:rPr>
+              <w:rFonts w:asciiTheme="minorHAnsi" w:eastAsiaTheme="minorEastAsia" w:hAnsiTheme="minorHAnsi" w:cstheme="minorBidi"/>
+              <w:noProof/>
+            </w:rPr>
+          </w:pPr>
+          <w:hyperlink w:anchor="_Toc197205092" w:history="1">
+            <w:r>
+              <w:rPr>
+                <w:rStyle w:val="Hyperlink"/>
+                <w:rFonts w:ascii="Arial" w:hAnsi="Arial" w:cs="Arial"/>
+                <w:noProof/>
+              </w:rPr>
+              <w:t>Conclusion:</w:t>
+            </w:r>
+            <w:r>
+              <w:rPr>
+                <w:noProof/>
+                <w:webHidden/>
+              </w:rPr>
+              <w:tab/>
+            </w:r>
+            <w:r>
+              <w:rPr>
+                <w:noProof/>
+                <w:webHidden/>
+              </w:rPr>
+              <w:fldChar w:fldCharType="begin"/>
+            </w:r>
+            <w:r>
+              <w:rPr>
+                <w:noProof/>
+                <w:webHidden/>
+              </w:rPr>
+              <w:instrText xml:space="preserve"> PAGEREF _Toc197205092 \h </w:instrText>
+            </w:r>
+            <w:r>
+              <w:rPr>
+                <w:noProof/>
+                <w:webHidden/>
+              </w:rPr>
+            </w:r>
+            <w:r>
+              <w:rPr>
+                <w:noProof/>
+                <w:webHidden/>
+              </w:rPr>
+              <w:fldChar w:fldCharType="separate"/>
+            </w:r>
+            <w:r>
+              <w:rPr>
+                <w:noProof/>
+                <w:webHidden/>
+              </w:rPr>
+              <w:t>16</w:t>
+            </w:r>
+            <w:r>
+              <w:rPr>
+                <w:noProof/>
+                <w:webHidden/>
+              </w:rPr>
+              <w:fldChar w:fldCharType="end"/>
+            </w:r>
+          </w:hyperlink>
+        </w:p>
+        <w:p>
+          <w:r>
+            <w:rPr>
+              <w:b/>
+              <w:bCs/>
+              <w:noProof/>
+            </w:rPr>
+            <w:fldChar w:fldCharType="end"/>
+          </w:r>
+        </w:p>
+      </w:sdtContent>
+    </w:sdt>
+    <w:p>
+      <w:pPr>
+        <w:pStyle w:val="Heading3"/>
+        <w:spacing w:before="243"/>
+        <w:ind w:left="71" w:right="2" w:firstLine="0"/>
+        <w:rPr>
+          <w:rFonts w:ascii="Arial" w:hAnsi="Arial" w:cs="Arial"/>
+          <w:b w:val="0"/>
+          <w:sz w:val="32"/>
+          <w:szCs w:val="32"/>
+        </w:rPr>
+      </w:pPr>
+    </w:p>
+    <w:p>
+      <w:pPr>
+        <w:pStyle w:val="BodyText"/>
+        <w:rPr>
+          <w:rFonts w:ascii="Times New Roman"/>
+          <w:b/>
+          <w:sz w:val="24"/>
+        </w:rPr>
+      </w:pPr>
+    </w:p>
+    <w:p/>
+    <w:p/>
+    <w:p/>
+    <w:p/>
+    <w:p/>
+    <w:p/>
+    <w:p/>
+    <w:p/>
+    <w:p/>
+    <w:p/>
+    <w:p/>
+    <w:p/>
+    <w:p/>
+    <w:p/>
+    <w:p/>
+    <w:p/>
+    <w:p/>
+    <w:p/>
+    <w:p/>
+    <w:p/>
+    <w:p/>
+    <w:p/>
+    <w:p/>
+    <w:p>
+      <w:pPr>
+        <w:pStyle w:val="Heading1"/>
+        <w:rPr>
+          <w:rFonts w:ascii="Arial" w:hAnsi="Arial" w:cs="Arial"/>
+          <w:color w:val="000000" w:themeColor="text1"/>
+          <w:sz w:val="40"/>
+          <w:szCs w:val="40"/>
+        </w:rPr>
+      </w:pPr>
+      <w:bookmarkStart w:id="1" w:name="_Toc197205079"/>
+      <w:r>
+        <w:rPr>
+          <w:rFonts w:ascii="Arial" w:hAnsi="Arial" w:cs="Arial"/>
+          <w:color w:val="000000" w:themeColor="text1"/>
+          <w:sz w:val="40"/>
+          <w:szCs w:val="40"/>
+        </w:rPr>
+        <w:lastRenderedPageBreak/>
+        <w:t>Introduction</w:t>
+      </w:r>
+      <w:r>
+        <w:rPr>
+          <w:rFonts w:ascii="Arial" w:hAnsi="Arial" w:cs="Arial"/>
+          <w:color w:val="000000" w:themeColor="text1"/>
+          <w:sz w:val="40"/>
+          <w:szCs w:val="40"/>
+        </w:rPr>
+        <w:t>:</w:t>
+      </w:r>
+      <w:bookmarkEnd w:id="1"/>
+    </w:p>
+    <w:p/>
+    <w:p>
+      <w:pPr>
+        <w:spacing w:line="360" w:lineRule="auto"/>
+        <w:rPr>
+          <w:rFonts w:ascii="Arial" w:hAnsi="Arial" w:cs="Arial"/>
+          <w:sz w:val="28"/>
+          <w:szCs w:val="28"/>
+        </w:rPr>
+      </w:pPr>
+      <w:r>
+        <w:rPr>
+          <w:rFonts w:ascii="Arial" w:hAnsi="Arial" w:cs="Arial"/>
+          <w:sz w:val="28"/>
+          <w:szCs w:val="28"/>
+        </w:rPr>
+        <w:t xml:space="preserve">This project focuses on creating a website that handles tasks like a to do list </w:t>
+      </w:r>
+      <w:r>
+        <w:rPr>
+          <w:rFonts w:ascii="Arial" w:hAnsi="Arial" w:cs="Arial"/>
+          <w:sz w:val="28"/>
+          <w:szCs w:val="28"/>
+        </w:rPr>
+        <w:t xml:space="preserve">which users can use to log there tasks for the day and complete them as they go throughout the day the website used many tools such as React it was used as the frontend of website on client level that user can have user friendly UI they can use and on server level we used Django as our backend which handled all requests coming from react by the use of API that would send and receive from react and our backend communicates with our Database MySQL which saves all user information as login credentials and Tasks and </w:t>
+      </w:r>
+      <w:r>
+        <w:rPr>
+          <w:rFonts w:ascii="Arial" w:hAnsi="Arial" w:cs="Arial"/>
+          <w:sz w:val="28"/>
+          <w:szCs w:val="28"/>
+        </w:rPr>
+        <w:t>etc., Website all w</w:t>
+      </w:r>
+      <w:r>
+        <w:rPr>
+          <w:rFonts w:ascii="Arial" w:hAnsi="Arial" w:cs="Arial"/>
+          <w:sz w:val="28"/>
+          <w:szCs w:val="28"/>
+        </w:rPr>
+        <w:t>orks on servers that run the website and keeps in working.</w:t>
+      </w:r>
+    </w:p>
+    <w:p/>
+    <w:p/>
+    <w:p/>
+    <w:p/>
+    <w:p/>
+    <w:p>
+      <w:pPr>
+        <w:pStyle w:val="Heading1"/>
+        <w:rPr>
+          <w:rFonts w:ascii="Arial" w:hAnsi="Arial" w:cs="Arial"/>
+          <w:color w:val="000000" w:themeColor="text1"/>
+          <w:sz w:val="36"/>
+          <w:szCs w:val="36"/>
+        </w:rPr>
+      </w:pPr>
+    </w:p>
+    <w:p/>
+    <w:p/>
+    <w:p/>
+    <w:p/>
+    <w:p/>
+    <w:p/>
+    <w:p/>
+    <w:p/>
+    <w:p/>
+    <w:p/>
+    <w:p/>
+    <w:p/>
+    <w:p/>
+    <w:p/>
+    <w:p/>
+    <w:p/>
+    <w:p/>
+    <w:p/>
+    <w:p/>
+    <w:p/>
+    <w:p>
+      <w:pPr>
+        <w:pStyle w:val="Heading1"/>
+        <w:rPr>
+          <w:rFonts w:ascii="Arial" w:hAnsi="Arial" w:cs="Arial"/>
+          <w:color w:val="000000" w:themeColor="text1"/>
+          <w:sz w:val="36"/>
+          <w:szCs w:val="36"/>
+        </w:rPr>
+      </w:pPr>
+      <w:bookmarkStart w:id="2" w:name="_Toc197205080"/>
+      <w:r>
+        <w:rPr>
+          <w:rFonts w:ascii="Arial" w:hAnsi="Arial" w:cs="Arial"/>
+          <w:color w:val="000000" w:themeColor="text1"/>
+          <w:sz w:val="36"/>
+          <w:szCs w:val="36"/>
+        </w:rPr>
+        <w:lastRenderedPageBreak/>
+        <w:t>Application Pictures:</w:t>
+      </w:r>
+      <w:bookmarkEnd w:id="2"/>
+    </w:p>
+    <w:p>
+      <w:r>
+        <w:rPr>
+          <w:noProof/>
+        </w:rPr>
+        <w:drawing>
+          <wp:inline distT="0" distB="0" distL="0" distR="0">
+            <wp:extent cx="5943600" cy="3362325"/>
+            <wp:effectExtent l="0" t="0" r="0" b="9525"/>
+            <wp:docPr id="19" name="Picture 19" descr="C:\Users\user\AppData\Local\Microsoft\Windows\INetCache\Content.Word\WhatsApp Image 2025-05-03 at 22.58.04.jpeg"/>
+            <wp:cNvGraphicFramePr>
+              <a:graphicFrameLocks xmlns:a="http://schemas.openxmlformats.org/drawingml/2006/main" noChangeAspect="1"/>
+            </wp:cNvGraphicFramePr>
+            <a:graphic xmlns:a="http://schemas.openxmlformats.org/drawingml/2006/main">
+              <a:graphicData uri="http://schemas.openxmlformats.org/drawingml/2006/picture">
+                <pic:pic xmlns:pic="http://schemas.openxmlformats.org/drawingml/2006/picture">
+                  <pic:nvPicPr>
+                    <pic:cNvPr id="0" name="Picture 15" descr="C:\Users\user\AppData\Local\Microsoft\Windows\INetCache\Content.Word\WhatsApp Image 2025-05-03 at 22.58.04.jpeg"/>
+                    <pic:cNvPicPr>
+                      <a:picLocks noChangeAspect="1" noChangeArrowheads="1"/>
+                    </pic:cNvPicPr>
+                  </pic:nvPicPr>
+                  <pic:blipFill>
+                    <a:blip r:embed="rId5" cstate="print">
+                      <a:extLst>
+                        <a:ext uri="{28A0092B-C50C-407E-A947-70E740481C1C}">
+                          <a14:useLocalDpi xmlns:a14="http://schemas.microsoft.com/office/drawing/2010/main" val="0"/>
+                        </a:ext>
+                      </a:extLst>
+                    </a:blip>
+                    <a:srcRect/>
+                    <a:stretch>
+                      <a:fillRect/>
+                    </a:stretch>
+                  </pic:blipFill>
+                  <pic:spPr bwMode="auto">
+                    <a:xfrm>
+                      <a:off x="0" y="0"/>
+                      <a:ext cx="5943600" cy="3362325"/>
+                    </a:xfrm>
+                    <a:prstGeom prst="rect">
+                      <a:avLst/>
+                    </a:prstGeom>
+                    <a:noFill/>
+                    <a:ln>
+                      <a:noFill/>
+                    </a:ln>
+                  </pic:spPr>
+                </pic:pic>
+              </a:graphicData>
+            </a:graphic>
+          </wp:inline>
+        </w:drawing>
+      </w:r>
+    </w:p>
+    <w:p/>
+    <w:p/>
+    <w:p>
+      <w:r>
+        <w:rPr>
+          <w:noProof/>
+        </w:rPr>
+        <w:drawing>
+          <wp:inline distT="0" distB="0" distL="0" distR="0" wp14:anchorId="0B2F30DE" wp14:editId="2C7273D1">
+            <wp:extent cx="5943600" cy="3695700"/>
+            <wp:effectExtent l="0" t="0" r="0" b="0"/>
+            <wp:docPr id="18" name="Picture 18" descr="C:\Users\user\AppData\Local\Microsoft\Windows\INetCache\Content.Word\WhatsApp Image 2025-05-03 at 22.58.28.jpeg"/>
+            <wp:cNvGraphicFramePr>
+              <a:graphicFrameLocks xmlns:a="http://schemas.openxmlformats.org/drawingml/2006/main" noChangeAspect="1"/>
+            </wp:cNvGraphicFramePr>
+            <a:graphic xmlns:a="http://schemas.openxmlformats.org/drawingml/2006/main">
+              <a:graphicData uri="http://schemas.openxmlformats.org/drawingml/2006/picture">
+                <pic:pic xmlns:pic="http://schemas.openxmlformats.org/drawingml/2006/picture">
+                  <pic:nvPicPr>
+                    <pic:cNvPr id="0" name="Picture 13" descr="C:\Users\user\AppData\Local\Microsoft\Windows\INetCache\Content.Word\WhatsApp Image 2025-05-03 at 22.58.28.jpeg"/>
+                    <pic:cNvPicPr>
+                      <a:picLocks noChangeAspect="1" noChangeArrowheads="1"/>
+                    </pic:cNvPicPr>
+                  </pic:nvPicPr>
+                  <pic:blipFill>
+                    <a:blip r:embed="rId6" cstate="print">
+                      <a:extLst>
+                        <a:ext uri="{28A0092B-C50C-407E-A947-70E740481C1C}">
+                          <a14:useLocalDpi xmlns:a14="http://schemas.microsoft.com/office/drawing/2010/main" val="0"/>
+                        </a:ext>
+                      </a:extLst>
+                    </a:blip>
+                    <a:srcRect/>
+                    <a:stretch>
+                      <a:fillRect/>
+                    </a:stretch>
+                  </pic:blipFill>
+                  <pic:spPr bwMode="auto">
+                    <a:xfrm>
+                      <a:off x="0" y="0"/>
+                      <a:ext cx="5943600" cy="3695700"/>
+                    </a:xfrm>
+                    <a:prstGeom prst="rect">
+                      <a:avLst/>
+                    </a:prstGeom>
+                    <a:noFill/>
+                    <a:ln>
+                      <a:noFill/>
+                    </a:ln>
+                  </pic:spPr>
+                </pic:pic>
+              </a:graphicData>
+            </a:graphic>
+          </wp:inline>
+        </w:drawing>
+      </w:r>
+    </w:p>
+    <w:p/>
+    <w:p/>
+    <w:p>
+      <w:r>
+        <w:rPr>
+          <w:noProof/>
+        </w:rPr>
+        <w:lastRenderedPageBreak/>
+        <w:pict>
+          <v:shapetype id="_x0000_t75" coordsize="21600,21600" o:spt="75" o:preferrelative="t" path="m@4@5l@4@11@9@11@9@5xe" filled="f" stroked="f">
+            <v:stroke joinstyle="miter"/>
+            <v:formulas>
+              <v:f eqn="if lineDrawn pixelLineWidth 0"/>
+              <v:f eqn="sum @0 1 0"/>
+              <v:f eqn="sum 0 0 @1"/>
+              <v:f eqn="prod @2 1 2"/>
+              <v:f eqn="prod @3 21600 pixelWidth"/>
+              <v:f eqn="prod @3 21600 pixelHeight"/>
+              <v:f eqn="sum @0 0 1"/>
+              <v:f eqn="prod @6 1 2"/>
+              <v:f eqn="prod @7 21600 pixelWidth"/>
+              <v:f eqn="sum @8 21600 0"/>
+              <v:f eqn="prod @7 21600 pixelHeight"/>
+              <v:f eqn="sum @10 21600 0"/>
+            </v:formulas>
+            <v:path o:extrusionok="f" gradientshapeok="t" o:connecttype="rect"/>
+            <o:lock v:ext="edit" aspectratio="t"/>
+          </v:shapetype>
+          <v:shape id="_x0000_i1025" type="#_x0000_t75" style="width:468.3pt;height:263.8pt">
+            <v:imagedata r:id="rId7" o:title="WhatsApp Image 2025-05-03 at 22.59"/>
+          </v:shape>
+        </w:pict>
+      </w:r>
+      <w:r>
+        <w:rPr>
+          <w:noProof/>
+        </w:rPr>
+        <w:pict>
+          <v:shape id="_x0000_i1026" type="#_x0000_t75" style="width:468.3pt;height:264.95pt">
+            <v:imagedata r:id="rId8" o:title="WhatsApp Image 2025-05-03 at 22.59"/>
+          </v:shape>
+        </w:pict>
+      </w:r>
+    </w:p>
+    <w:p/>
+    <w:p>
+      <w:r>
+        <w:lastRenderedPageBreak/>
+        <w:pict>
+          <v:shape id="_x0000_i1027" type="#_x0000_t75" style="width:468.3pt;height:263.25pt">
+            <v:imagedata r:id="rId9" o:title="WhatsApp Image 2025-05-03 at 22.59"/>
+          </v:shape>
+        </w:pict>
+      </w:r>
+      <w:r>
+        <w:pict>
+          <v:shape id="_x0000_i1028" type="#_x0000_t75" style="width:468.3pt;height:263.25pt">
+            <v:imagedata r:id="rId10" o:title="WhatsApp Image 2025-05-03 at 23.00"/>
+          </v:shape>
+        </w:pict>
+      </w:r>
+    </w:p>
+    <w:p/>
+    <w:p>
+      <w:pPr>
+        <w:pStyle w:val="Heading1"/>
+        <w:rPr>
+          <w:rFonts w:ascii="Calibri" w:eastAsia="Calibri" w:hAnsi="Calibri" w:cs="Calibri"/>
+          <w:color w:val="auto"/>
+          <w:sz w:val="22"/>
+          <w:szCs w:val="22"/>
+        </w:rPr>
+      </w:pPr>
+    </w:p>
+    <w:p/>
+    <w:p/>
+    <w:p/>
+    <w:p>
+      <w:pPr>
+        <w:pStyle w:val="Heading1"/>
+        <w:rPr>
+          <w:rFonts w:ascii="Arial" w:hAnsi="Arial" w:cs="Arial"/>
+          <w:color w:val="000000" w:themeColor="text1"/>
+          <w:sz w:val="36"/>
+          <w:szCs w:val="36"/>
+        </w:rPr>
+      </w:pPr>
+      <w:bookmarkStart w:id="3" w:name="_Toc197205081"/>
+      <w:r>
+        <w:rPr>
+          <w:rFonts w:ascii="Arial" w:hAnsi="Arial" w:cs="Arial"/>
+          <w:color w:val="000000" w:themeColor="text1"/>
+          <w:sz w:val="36"/>
+          <w:szCs w:val="36"/>
+        </w:rPr>
+        <w:lastRenderedPageBreak/>
+        <w:t>Trello Link:</w:t>
+      </w:r>
+      <w:bookmarkEnd w:id="3"/>
+    </w:p>
+    <w:p/>
+    <w:p>
+      <w:pPr>
+        <w:rPr>
+          <w:rFonts w:ascii="Arial" w:hAnsi="Arial" w:cs="Arial"/>
+          <w:sz w:val="32"/>
+          <w:szCs w:val="32"/>
+        </w:rPr>
+      </w:pPr>
+      <w:hyperlink r:id="rId11" w:history="1">
+        <w:r>
+          <w:rPr>
+            <w:rStyle w:val="Hyperlink"/>
+            <w:rFonts w:ascii="Arial" w:hAnsi="Arial" w:cs="Arial"/>
+            <w:sz w:val="32"/>
+            <w:szCs w:val="32"/>
+          </w:rPr>
+          <w:t>https://trello.com/b/Qm214vVA/flaming-hot-cheetos</w:t>
+        </w:r>
+      </w:hyperlink>
+    </w:p>
+    <w:p/>
+    <w:p/>
+    <w:p/>
+    <w:p/>
+    <w:p>
+      <w:pPr>
+        <w:pStyle w:val="Heading1"/>
+        <w:rPr>
+          <w:rFonts w:ascii="Arial" w:hAnsi="Arial" w:cs="Arial"/>
+          <w:color w:val="000000" w:themeColor="text1"/>
+          <w:sz w:val="36"/>
+          <w:szCs w:val="36"/>
+        </w:rPr>
+      </w:pPr>
+      <w:bookmarkStart w:id="4" w:name="_Toc197205082"/>
+      <w:r>
+        <w:rPr>
+          <w:rFonts w:ascii="Arial" w:hAnsi="Arial" w:cs="Arial"/>
+          <w:color w:val="000000" w:themeColor="text1"/>
+          <w:sz w:val="36"/>
+          <w:szCs w:val="36"/>
+        </w:rPr>
+        <w:t>GitHub Link:</w:t>
+      </w:r>
+      <w:bookmarkEnd w:id="4"/>
+    </w:p>
+    <w:p>
+      <w:pPr>
+        <w:rPr>
+          <w:rFonts w:ascii="Arial" w:hAnsi="Arial" w:cs="Arial"/>
+          <w:sz w:val="32"/>
+          <w:szCs w:val="32"/>
+        </w:rPr>
+      </w:pPr>
+    </w:p>
+    <w:p>
+      <w:hyperlink r:id="rId12" w:history="1">
+        <w:r>
+          <w:rPr>
+            <w:rStyle w:val="Hyperlink"/>
+            <w:rFonts w:ascii="Arial" w:hAnsi="Arial" w:cs="Arial"/>
+            <w:sz w:val="32"/>
+            <w:szCs w:val="32"/>
+          </w:rPr>
+          <w:t>https://github.com/Cookieking2490/List-to-go</w:t>
+        </w:r>
+      </w:hyperlink>
+    </w:p>
+    <w:p/>
+    <w:p/>
+    <w:p/>
+    <w:p/>
+    <w:p/>
+    <w:p/>
+    <w:p/>
+    <w:p/>
+    <w:p/>
+    <w:p/>
+    <w:p>
+      <w:pPr>
+        <w:pStyle w:val="Heading1"/>
+        <w:rPr>
+          <w:rFonts w:ascii="Arial" w:hAnsi="Arial" w:cs="Arial"/>
+          <w:color w:val="000000" w:themeColor="text1"/>
+          <w:sz w:val="36"/>
+          <w:szCs w:val="36"/>
+        </w:rPr>
+      </w:pPr>
+    </w:p>
+    <w:p/>
+    <w:p/>
+    <w:p/>
+    <w:p/>
+    <w:p/>
+    <w:p/>
+    <w:p/>
+    <w:p/>
+    <w:p/>
+    <w:p/>
+    <w:p/>
+    <w:p/>
+    <w:p/>
+    <w:p/>
+    <w:p/>
+    <w:p/>
+    <w:p/>
+    <w:p/>
+    <w:p/>
+    <w:p/>
+    <w:p>
+      <w:pPr>
+        <w:pStyle w:val="Heading1"/>
+        <w:rPr>
+          <w:rFonts w:ascii="Arial" w:hAnsi="Arial" w:cs="Arial"/>
+          <w:color w:val="000000" w:themeColor="text1"/>
+          <w:sz w:val="36"/>
+          <w:szCs w:val="36"/>
+        </w:rPr>
+      </w:pPr>
+      <w:bookmarkStart w:id="5" w:name="_Toc197205083"/>
+      <w:r>
+        <w:rPr>
+          <w:rFonts w:ascii="Arial" w:hAnsi="Arial" w:cs="Arial"/>
+          <w:color w:val="000000" w:themeColor="text1"/>
+          <w:sz w:val="36"/>
+          <w:szCs w:val="36"/>
+        </w:rPr>
+        <w:lastRenderedPageBreak/>
+        <w:t>Sprint 1:</w:t>
+      </w:r>
+      <w:bookmarkEnd w:id="5"/>
+    </w:p>
+    <w:p/>
+    <w:p>
+      <w:pPr>
+        <w:pStyle w:val="Heading2"/>
+        <w:rPr>
+          <w:rFonts w:ascii="Arial" w:hAnsi="Arial" w:cs="Arial"/>
+          <w:color w:val="000000" w:themeColor="text1"/>
+          <w:sz w:val="32"/>
+          <w:szCs w:val="32"/>
+        </w:rPr>
+      </w:pPr>
+      <w:bookmarkStart w:id="6" w:name="_Toc197205084"/>
+      <w:r>
+        <w:rPr>
+          <w:rFonts w:ascii="Arial" w:hAnsi="Arial" w:cs="Arial"/>
+          <w:color w:val="000000" w:themeColor="text1"/>
+          <w:sz w:val="32"/>
+          <w:szCs w:val="32"/>
+        </w:rPr>
+        <w:t>Assigned tasks:</w:t>
+      </w:r>
+      <w:bookmarkEnd w:id="6"/>
+    </w:p>
+    <w:p/>
+    <w:p>
+      <w:pPr>
+        <w:rPr>
+          <w:rFonts w:ascii="Arial" w:hAnsi="Arial" w:cs="Arial"/>
+          <w:sz w:val="28"/>
+          <w:szCs w:val="28"/>
+        </w:rPr>
+      </w:pPr>
+      <w:r>
+        <w:rPr>
+          <w:rFonts w:ascii="Arial" w:hAnsi="Arial" w:cs="Arial"/>
+          <w:sz w:val="28"/>
+          <w:szCs w:val="28"/>
+        </w:rPr>
+        <w:t xml:space="preserve">I </w:t>
+      </w:r>
+      <w:r>
+        <w:rPr>
+          <w:rFonts w:ascii="Arial" w:hAnsi="Arial" w:cs="Arial"/>
+          <w:sz w:val="28"/>
+          <w:szCs w:val="28"/>
+        </w:rPr>
+        <w:t>had set up version control for our code so we previous versions of our code just in case something went wrong and we can keep track of everyone work and we can share code to each other for the project</w:t>
+      </w:r>
+    </w:p>
+    <w:p>
+      <w:pPr>
+        <w:rPr>
+          <w:rFonts w:ascii="Arial" w:hAnsi="Arial" w:cs="Arial"/>
+          <w:sz w:val="28"/>
+          <w:szCs w:val="28"/>
+        </w:rPr>
+      </w:pPr>
+    </w:p>
+    <w:p>
+      <w:pPr>
+        <w:rPr>
+          <w:rFonts w:ascii="Arial" w:hAnsi="Arial" w:cs="Arial"/>
+          <w:sz w:val="28"/>
+          <w:szCs w:val="28"/>
+        </w:rPr>
+      </w:pPr>
+      <w:r>
+        <w:rPr>
+          <w:rFonts w:ascii="Arial" w:hAnsi="Arial" w:cs="Arial"/>
+          <w:sz w:val="28"/>
+          <w:szCs w:val="28"/>
+        </w:rPr>
+        <w:t>Task ID: AA001</w:t>
+      </w:r>
+    </w:p>
+    <w:p>
+      <w:pPr>
+        <w:rPr>
+          <w:rFonts w:ascii="Arial" w:hAnsi="Arial" w:cs="Arial"/>
+          <w:sz w:val="28"/>
+          <w:szCs w:val="28"/>
+        </w:rPr>
+      </w:pPr>
+      <w:r>
+        <w:rPr>
+          <w:noProof/>
+        </w:rPr>
+        <w:drawing>
+          <wp:inline distT="0" distB="0" distL="0" distR="0" wp14:anchorId="25696360" wp14:editId="3D45965E">
+            <wp:extent cx="2352675" cy="781050"/>
+            <wp:effectExtent l="0" t="0" r="9525" b="0"/>
+            <wp:docPr id="1" name="Picture 1"/>
+            <wp:cNvGraphicFramePr>
+              <a:graphicFrameLocks xmlns:a="http://schemas.openxmlformats.org/drawingml/2006/main" noChangeAspect="1"/>
+            </wp:cNvGraphicFramePr>
+            <a:graphic xmlns:a="http://schemas.openxmlformats.org/drawingml/2006/main">
+              <a:graphicData uri="http://schemas.openxmlformats.org/drawingml/2006/picture">
+                <pic:pic xmlns:pic="http://schemas.openxmlformats.org/drawingml/2006/picture">
+                  <pic:nvPicPr>
+                    <pic:cNvPr id="1" name=""/>
+                    <pic:cNvPicPr/>
+                  </pic:nvPicPr>
+                  <pic:blipFill>
+                    <a:blip r:embed="rId13"/>
+                    <a:stretch>
+                      <a:fillRect/>
+                    </a:stretch>
+                  </pic:blipFill>
+                  <pic:spPr>
+                    <a:xfrm>
+                      <a:off x="0" y="0"/>
+                      <a:ext cx="2352675" cy="781050"/>
+                    </a:xfrm>
+                    <a:prstGeom prst="rect">
+                      <a:avLst/>
+                    </a:prstGeom>
+                  </pic:spPr>
+                </pic:pic>
+              </a:graphicData>
+            </a:graphic>
+          </wp:inline>
+        </w:drawing>
+      </w:r>
+    </w:p>
+    <w:p>
+      <w:pPr>
+        <w:rPr>
+          <w:rFonts w:ascii="Arial" w:hAnsi="Arial" w:cs="Arial"/>
+          <w:sz w:val="28"/>
+          <w:szCs w:val="28"/>
+        </w:rPr>
+      </w:pPr>
+    </w:p>
+    <w:p>
+      <w:pPr>
+        <w:rPr>
+          <w:rFonts w:ascii="Arial" w:hAnsi="Arial" w:cs="Arial"/>
+          <w:sz w:val="28"/>
+          <w:szCs w:val="28"/>
+        </w:rPr>
+      </w:pPr>
+      <w:r>
+        <w:rPr>
+          <w:noProof/>
+        </w:rPr>
+        <w:drawing>
+          <wp:inline distT="0" distB="0" distL="0" distR="0" wp14:anchorId="00A70E27" wp14:editId="143A21DB">
+            <wp:extent cx="5943600" cy="2767330"/>
+            <wp:effectExtent l="0" t="0" r="0" b="0"/>
+            <wp:docPr id="4" name="Picture 4"/>
+            <wp:cNvGraphicFramePr>
+              <a:graphicFrameLocks xmlns:a="http://schemas.openxmlformats.org/drawingml/2006/main" noChangeAspect="1"/>
+            </wp:cNvGraphicFramePr>
+            <a:graphic xmlns:a="http://schemas.openxmlformats.org/drawingml/2006/main">
+              <a:graphicData uri="http://schemas.openxmlformats.org/drawingml/2006/picture">
+                <pic:pic xmlns:pic="http://schemas.openxmlformats.org/drawingml/2006/picture">
+                  <pic:nvPicPr>
+                    <pic:cNvPr id="1" name=""/>
+                    <pic:cNvPicPr/>
+                  </pic:nvPicPr>
+                  <pic:blipFill>
+                    <a:blip r:embed="rId14"/>
+                    <a:stretch>
+                      <a:fillRect/>
+                    </a:stretch>
+                  </pic:blipFill>
+                  <pic:spPr>
+                    <a:xfrm>
+                      <a:off x="0" y="0"/>
+                      <a:ext cx="5943600" cy="2767330"/>
+                    </a:xfrm>
+                    <a:prstGeom prst="rect">
+                      <a:avLst/>
+                    </a:prstGeom>
+                  </pic:spPr>
+                </pic:pic>
+              </a:graphicData>
+            </a:graphic>
+          </wp:inline>
+        </w:drawing>
+      </w:r>
+    </w:p>
+    <w:p>
+      <w:pPr>
+        <w:rPr>
+          <w:rFonts w:ascii="Arial" w:hAnsi="Arial" w:cs="Arial"/>
+          <w:sz w:val="28"/>
+          <w:szCs w:val="28"/>
+        </w:rPr>
+      </w:pPr>
+    </w:p>
+    <w:p>
+      <w:pPr>
+        <w:rPr>
+          <w:rFonts w:ascii="Arial" w:hAnsi="Arial" w:cs="Arial"/>
+          <w:sz w:val="28"/>
+          <w:szCs w:val="28"/>
+        </w:rPr>
+      </w:pPr>
+      <w:r>
+        <w:rPr>
+          <w:rFonts w:ascii="Arial" w:hAnsi="Arial" w:cs="Arial"/>
+          <w:sz w:val="28"/>
+          <w:szCs w:val="28"/>
+        </w:rPr>
+        <w:t xml:space="preserve">We also need environment set up for our website so I had to download necessary packages and go through set up for the servers </w:t>
+      </w:r>
+    </w:p>
+    <w:p>
+      <w:pPr>
+        <w:rPr>
+          <w:rFonts w:ascii="Arial" w:hAnsi="Arial" w:cs="Arial"/>
+          <w:sz w:val="28"/>
+          <w:szCs w:val="28"/>
+        </w:rPr>
+      </w:pPr>
+    </w:p>
+    <w:p>
+      <w:pPr>
+        <w:rPr>
+          <w:rFonts w:ascii="Arial" w:hAnsi="Arial" w:cs="Arial"/>
+          <w:sz w:val="28"/>
+          <w:szCs w:val="28"/>
+        </w:rPr>
+      </w:pPr>
+      <w:r>
+        <w:rPr>
+          <w:rFonts w:ascii="Arial" w:hAnsi="Arial" w:cs="Arial"/>
+          <w:sz w:val="28"/>
+          <w:szCs w:val="28"/>
+        </w:rPr>
+        <w:t>Task ID: AA002</w:t>
+      </w:r>
+    </w:p>
+    <w:p>
+      <w:pPr>
+        <w:rPr>
+          <w:rFonts w:ascii="Arial" w:hAnsi="Arial" w:cs="Arial"/>
+          <w:sz w:val="28"/>
+          <w:szCs w:val="28"/>
+        </w:rPr>
+      </w:pPr>
+      <w:r>
+        <w:rPr>
+          <w:noProof/>
+        </w:rPr>
+        <w:drawing>
+          <wp:inline distT="0" distB="0" distL="0" distR="0" wp14:anchorId="03375E90" wp14:editId="3A646A65">
+            <wp:extent cx="2371725" cy="771525"/>
+            <wp:effectExtent l="0" t="0" r="9525" b="9525"/>
+            <wp:docPr id="2" name="Picture 2"/>
+            <wp:cNvGraphicFramePr>
+              <a:graphicFrameLocks xmlns:a="http://schemas.openxmlformats.org/drawingml/2006/main" noChangeAspect="1"/>
+            </wp:cNvGraphicFramePr>
+            <a:graphic xmlns:a="http://schemas.openxmlformats.org/drawingml/2006/main">
+              <a:graphicData uri="http://schemas.openxmlformats.org/drawingml/2006/picture">
+                <pic:pic xmlns:pic="http://schemas.openxmlformats.org/drawingml/2006/picture">
+                  <pic:nvPicPr>
+                    <pic:cNvPr id="1" name=""/>
+                    <pic:cNvPicPr/>
+                  </pic:nvPicPr>
+                  <pic:blipFill>
+                    <a:blip r:embed="rId15"/>
+                    <a:stretch>
+                      <a:fillRect/>
+                    </a:stretch>
+                  </pic:blipFill>
+                  <pic:spPr>
+                    <a:xfrm>
+                      <a:off x="0" y="0"/>
+                      <a:ext cx="2371725" cy="771525"/>
+                    </a:xfrm>
+                    <a:prstGeom prst="rect">
+                      <a:avLst/>
+                    </a:prstGeom>
+                  </pic:spPr>
+                </pic:pic>
+              </a:graphicData>
+            </a:graphic>
+          </wp:inline>
+        </w:drawing>
+      </w:r>
+    </w:p>
+    <w:p>
+      <w:pPr>
+        <w:rPr>
+          <w:rFonts w:ascii="Arial" w:hAnsi="Arial" w:cs="Arial"/>
+          <w:sz w:val="28"/>
+          <w:szCs w:val="28"/>
+        </w:rPr>
+      </w:pPr>
+    </w:p>
+    <w:p>
+      <w:pPr>
+        <w:pStyle w:val="Heading1"/>
+        <w:rPr>
+          <w:rFonts w:ascii="Arial" w:hAnsi="Arial" w:cs="Arial"/>
+          <w:color w:val="000000" w:themeColor="text1"/>
+          <w:sz w:val="36"/>
+          <w:szCs w:val="36"/>
+        </w:rPr>
+      </w:pPr>
+      <w:bookmarkStart w:id="7" w:name="_Toc197205085"/>
+      <w:r>
+        <w:rPr>
+          <w:rFonts w:ascii="Arial" w:hAnsi="Arial" w:cs="Arial"/>
+          <w:color w:val="000000" w:themeColor="text1"/>
+          <w:sz w:val="36"/>
+          <w:szCs w:val="36"/>
+        </w:rPr>
+        <w:lastRenderedPageBreak/>
+        <w:t>Sprint 2</w:t>
+      </w:r>
+      <w:r>
+        <w:rPr>
+          <w:rFonts w:ascii="Arial" w:hAnsi="Arial" w:cs="Arial"/>
+          <w:color w:val="000000" w:themeColor="text1"/>
+          <w:sz w:val="36"/>
+          <w:szCs w:val="36"/>
+        </w:rPr>
+        <w:t>:</w:t>
+      </w:r>
+      <w:bookmarkEnd w:id="7"/>
+    </w:p>
+    <w:p/>
+    <w:p>
+      <w:pPr>
+        <w:pStyle w:val="Heading2"/>
+        <w:rPr>
+          <w:rFonts w:ascii="Arial" w:hAnsi="Arial" w:cs="Arial"/>
+          <w:color w:val="000000" w:themeColor="text1"/>
+          <w:sz w:val="32"/>
+          <w:szCs w:val="32"/>
+        </w:rPr>
+      </w:pPr>
+      <w:bookmarkStart w:id="8" w:name="_Toc197205086"/>
+      <w:r>
+        <w:rPr>
+          <w:rFonts w:ascii="Arial" w:hAnsi="Arial" w:cs="Arial"/>
+          <w:color w:val="000000" w:themeColor="text1"/>
+          <w:sz w:val="32"/>
+          <w:szCs w:val="32"/>
+        </w:rPr>
+        <w:t>Assigned tasks:</w:t>
+      </w:r>
+      <w:bookmarkEnd w:id="8"/>
+    </w:p>
+    <w:p>
+      <w:pPr>
+        <w:rPr>
+          <w:rFonts w:asciiTheme="minorBidi" w:hAnsiTheme="minorBidi" w:cstheme="minorBidi"/>
+          <w:sz w:val="32"/>
+          <w:szCs w:val="32"/>
+        </w:rPr>
+      </w:pPr>
+    </w:p>
+    <w:p>
+      <w:pPr>
+        <w:rPr>
+          <w:rFonts w:asciiTheme="minorBidi" w:hAnsiTheme="minorBidi" w:cstheme="minorBidi"/>
+          <w:sz w:val="32"/>
+          <w:szCs w:val="32"/>
+        </w:rPr>
+      </w:pPr>
+      <w:r>
+        <w:rPr>
+          <w:rFonts w:asciiTheme="minorBidi" w:hAnsiTheme="minorBidi" w:cstheme="minorBidi"/>
+          <w:sz w:val="32"/>
+          <w:szCs w:val="32"/>
+        </w:rPr>
+        <w:t>I had task of creating functionally for the login page for backend so I had to create an API that would check if login details were correct and allow the user to log in into his account</w:t>
+      </w:r>
+    </w:p>
+    <w:p>
+      <w:pPr>
+        <w:rPr>
+          <w:rFonts w:asciiTheme="minorBidi" w:hAnsiTheme="minorBidi" w:cstheme="minorBidi"/>
+          <w:sz w:val="32"/>
+          <w:szCs w:val="32"/>
+        </w:rPr>
+      </w:pPr>
+    </w:p>
+    <w:p>
+      <w:pPr>
+        <w:rPr>
+          <w:rFonts w:ascii="Arial" w:hAnsi="Arial" w:cs="Arial"/>
+          <w:sz w:val="28"/>
+          <w:szCs w:val="28"/>
+        </w:rPr>
+      </w:pPr>
+      <w:r>
+        <w:rPr>
+          <w:rFonts w:ascii="Arial" w:hAnsi="Arial" w:cs="Arial"/>
+          <w:sz w:val="28"/>
+          <w:szCs w:val="28"/>
+        </w:rPr>
+        <w:t>Task ID: AA003</w:t>
+      </w:r>
+    </w:p>
+    <w:p>
+      <w:r>
+        <w:rPr>
+          <w:noProof/>
+        </w:rPr>
+        <w:drawing>
+          <wp:inline distT="0" distB="0" distL="0" distR="0" wp14:anchorId="5C647ACF" wp14:editId="1A34CDF7">
+            <wp:extent cx="2314575" cy="714375"/>
+            <wp:effectExtent l="0" t="0" r="9525" b="9525"/>
+            <wp:docPr id="3" name="Picture 3"/>
+            <wp:cNvGraphicFramePr>
+              <a:graphicFrameLocks xmlns:a="http://schemas.openxmlformats.org/drawingml/2006/main" noChangeAspect="1"/>
+            </wp:cNvGraphicFramePr>
+            <a:graphic xmlns:a="http://schemas.openxmlformats.org/drawingml/2006/main">
+              <a:graphicData uri="http://schemas.openxmlformats.org/drawingml/2006/picture">
+                <pic:pic xmlns:pic="http://schemas.openxmlformats.org/drawingml/2006/picture">
+                  <pic:nvPicPr>
+                    <pic:cNvPr id="1" name=""/>
+                    <pic:cNvPicPr/>
+                  </pic:nvPicPr>
+                  <pic:blipFill>
+                    <a:blip r:embed="rId16"/>
+                    <a:stretch>
+                      <a:fillRect/>
+                    </a:stretch>
+                  </pic:blipFill>
+                  <pic:spPr>
+                    <a:xfrm>
+                      <a:off x="0" y="0"/>
+                      <a:ext cx="2314575" cy="714375"/>
+                    </a:xfrm>
+                    <a:prstGeom prst="rect">
+                      <a:avLst/>
+                    </a:prstGeom>
+                  </pic:spPr>
+                </pic:pic>
+              </a:graphicData>
+            </a:graphic>
+          </wp:inline>
+        </w:drawing>
+      </w:r>
+    </w:p>
+    <w:p/>
+    <w:p>
+      <w:pPr>
+        <w:rPr>
+          <w:rFonts w:ascii="Arial" w:hAnsi="Arial" w:cs="Arial"/>
+          <w:sz w:val="32"/>
+          <w:szCs w:val="32"/>
+        </w:rPr>
+      </w:pPr>
+      <w:r>
+        <w:rPr>
+          <w:rFonts w:ascii="Arial" w:hAnsi="Arial" w:cs="Arial"/>
+          <w:sz w:val="32"/>
+          <w:szCs w:val="32"/>
+        </w:rPr>
+        <w:t>This Django code that allowed us to do such task:</w:t>
+      </w:r>
+    </w:p>
+    <w:p/>
+    <w:p>
+      <w:pPr>
+        <w:rPr>
+          <w:rFonts w:ascii="Arial" w:hAnsi="Arial" w:cs="Arial"/>
+          <w:sz w:val="32"/>
+          <w:szCs w:val="32"/>
+        </w:rPr>
+      </w:pPr>
+      <w:r>
+        <w:rPr>
+          <w:noProof/>
+        </w:rPr>
+        <w:drawing>
+          <wp:inline distT="0" distB="0" distL="0" distR="0" wp14:anchorId="76C34796" wp14:editId="57C340F9">
+            <wp:extent cx="5943600" cy="4776470"/>
+            <wp:effectExtent l="0" t="0" r="0" b="5080"/>
+            <wp:docPr id="6" name="Picture 6"/>
+            <wp:cNvGraphicFramePr>
+              <a:graphicFrameLocks xmlns:a="http://schemas.openxmlformats.org/drawingml/2006/main" noChangeAspect="1"/>
+            </wp:cNvGraphicFramePr>
+            <a:graphic xmlns:a="http://schemas.openxmlformats.org/drawingml/2006/main">
+              <a:graphicData uri="http://schemas.openxmlformats.org/drawingml/2006/picture">
+                <pic:pic xmlns:pic="http://schemas.openxmlformats.org/drawingml/2006/picture">
+                  <pic:nvPicPr>
+                    <pic:cNvPr id="1" name=""/>
+                    <pic:cNvPicPr/>
+                  </pic:nvPicPr>
+                  <pic:blipFill>
+                    <a:blip r:embed="rId17"/>
+                    <a:stretch>
+                      <a:fillRect/>
+                    </a:stretch>
+                  </pic:blipFill>
+                  <pic:spPr>
+                    <a:xfrm>
+                      <a:off x="0" y="0"/>
+                      <a:ext cx="5943600" cy="4776470"/>
+                    </a:xfrm>
+                    <a:prstGeom prst="rect">
+                      <a:avLst/>
+                    </a:prstGeom>
+                  </pic:spPr>
+                </pic:pic>
+              </a:graphicData>
+            </a:graphic>
+          </wp:inline>
+        </w:drawing>
+      </w:r>
+    </w:p>
+    <w:p>
+      <w:pPr>
+        <w:rPr>
+          <w:rFonts w:ascii="Arial" w:hAnsi="Arial" w:cs="Arial"/>
+          <w:sz w:val="32"/>
+          <w:szCs w:val="32"/>
+        </w:rPr>
+      </w:pPr>
+      <w:r>
+        <w:rPr>
+          <w:rFonts w:ascii="Arial" w:hAnsi="Arial" w:cs="Arial"/>
+          <w:sz w:val="32"/>
+          <w:szCs w:val="32"/>
+        </w:rPr>
+        <w:lastRenderedPageBreak/>
+        <w:t xml:space="preserve">For this code we get </w:t>
+      </w:r>
+      <w:r>
+        <w:rPr>
+          <w:rFonts w:ascii="Arial" w:hAnsi="Arial" w:cs="Arial"/>
+          <w:sz w:val="32"/>
+          <w:szCs w:val="32"/>
+        </w:rPr>
+        <w:t>from frontend username and password and we check if they are correct then if they are we send back a successful login status and then then a generated token and user id so we can have it throughout the user session.</w:t>
+      </w:r>
+    </w:p>
+    <w:p>
+      <w:pPr>
+        <w:rPr>
+          <w:rFonts w:ascii="Arial" w:hAnsi="Arial" w:cs="Arial"/>
+          <w:sz w:val="32"/>
+          <w:szCs w:val="32"/>
+        </w:rPr>
+      </w:pPr>
+    </w:p>
+    <w:p>
+      <w:pPr>
+        <w:rPr>
+          <w:rFonts w:ascii="Arial" w:hAnsi="Arial" w:cs="Arial"/>
+          <w:sz w:val="32"/>
+          <w:szCs w:val="32"/>
+        </w:rPr>
+      </w:pPr>
+      <w:r>
+        <w:rPr>
+          <w:rFonts w:ascii="Arial" w:hAnsi="Arial" w:cs="Arial"/>
+          <w:sz w:val="32"/>
+          <w:szCs w:val="32"/>
+        </w:rPr>
+        <w:t>Task ID: AA004</w:t>
+      </w:r>
+    </w:p>
+    <w:p>
+      <w:pPr>
+        <w:rPr>
+          <w:rFonts w:ascii="Arial" w:hAnsi="Arial" w:cs="Arial"/>
+          <w:sz w:val="32"/>
+          <w:szCs w:val="32"/>
+        </w:rPr>
+      </w:pPr>
+      <w:r>
+        <w:rPr>
+          <w:noProof/>
+        </w:rPr>
+        <w:drawing>
+          <wp:inline distT="0" distB="0" distL="0" distR="0" wp14:anchorId="0C04A301" wp14:editId="609AC671">
+            <wp:extent cx="2447925" cy="809625"/>
+            <wp:effectExtent l="0" t="0" r="9525" b="9525"/>
+            <wp:docPr id="7" name="Picture 7"/>
+            <wp:cNvGraphicFramePr>
+              <a:graphicFrameLocks xmlns:a="http://schemas.openxmlformats.org/drawingml/2006/main" noChangeAspect="1"/>
+            </wp:cNvGraphicFramePr>
+            <a:graphic xmlns:a="http://schemas.openxmlformats.org/drawingml/2006/main">
+              <a:graphicData uri="http://schemas.openxmlformats.org/drawingml/2006/picture">
+                <pic:pic xmlns:pic="http://schemas.openxmlformats.org/drawingml/2006/picture">
+                  <pic:nvPicPr>
+                    <pic:cNvPr id="1" name=""/>
+                    <pic:cNvPicPr/>
+                  </pic:nvPicPr>
+                  <pic:blipFill>
+                    <a:blip r:embed="rId18"/>
+                    <a:stretch>
+                      <a:fillRect/>
+                    </a:stretch>
+                  </pic:blipFill>
+                  <pic:spPr>
+                    <a:xfrm>
+                      <a:off x="0" y="0"/>
+                      <a:ext cx="2447925" cy="809625"/>
+                    </a:xfrm>
+                    <a:prstGeom prst="rect">
+                      <a:avLst/>
+                    </a:prstGeom>
+                  </pic:spPr>
+                </pic:pic>
+              </a:graphicData>
+            </a:graphic>
+          </wp:inline>
+        </w:drawing>
+      </w:r>
+    </w:p>
+    <w:p>
+      <w:pPr>
+        <w:rPr>
+          <w:rFonts w:ascii="Arial" w:hAnsi="Arial" w:cs="Arial"/>
+          <w:sz w:val="32"/>
+          <w:szCs w:val="32"/>
+        </w:rPr>
+      </w:pPr>
+    </w:p>
+    <w:p>
+      <w:pPr>
+        <w:rPr>
+          <w:rFonts w:ascii="Arial" w:hAnsi="Arial" w:cs="Arial"/>
+          <w:sz w:val="32"/>
+          <w:szCs w:val="32"/>
+        </w:rPr>
+      </w:pPr>
+      <w:r>
+        <w:rPr>
+          <w:rFonts w:ascii="Arial" w:hAnsi="Arial" w:cs="Arial"/>
+          <w:sz w:val="32"/>
+          <w:szCs w:val="32"/>
+        </w:rPr>
+        <w:t xml:space="preserve">As Group we did few Diagrams that was split among us </w:t>
+      </w:r>
+      <w:r>
+        <w:rPr>
+          <w:rFonts w:ascii="Arial" w:hAnsi="Arial" w:cs="Arial"/>
+          <w:sz w:val="32"/>
+          <w:szCs w:val="32"/>
+        </w:rPr>
+        <w:t>and we worked on them together</w:t>
+      </w:r>
+    </w:p>
+    <w:p>
+      <w:pPr>
+        <w:pStyle w:val="Heading1"/>
+        <w:rPr>
+          <w:rFonts w:ascii="Arial" w:hAnsi="Arial" w:cs="Arial"/>
+          <w:color w:val="000000" w:themeColor="text1"/>
+          <w:sz w:val="36"/>
+          <w:szCs w:val="36"/>
+        </w:rPr>
+      </w:pPr>
+      <w:bookmarkStart w:id="9" w:name="_Toc197205087"/>
+    </w:p>
+    <w:p/>
+    <w:p/>
+    <w:p/>
+    <w:p/>
+    <w:p/>
+    <w:p/>
+    <w:p/>
+    <w:p/>
+    <w:p/>
+    <w:p/>
+    <w:p/>
+    <w:p/>
+    <w:p/>
+    <w:p/>
+    <w:p/>
+    <w:p/>
+    <w:p/>
+    <w:p/>
+    <w:p/>
+    <w:p/>
+    <w:p/>
+    <w:p/>
+    <w:p/>
+    <w:p/>
+    <w:p/>
+    <w:p>
+      <w:pPr>
+        <w:pStyle w:val="Heading1"/>
+        <w:rPr>
+          <w:rFonts w:ascii="Arial" w:hAnsi="Arial" w:cs="Arial"/>
+          <w:color w:val="000000" w:themeColor="text1"/>
+          <w:sz w:val="36"/>
+          <w:szCs w:val="36"/>
+        </w:rPr>
+      </w:pPr>
+      <w:r>
+        <w:rPr>
+          <w:rFonts w:ascii="Arial" w:hAnsi="Arial" w:cs="Arial"/>
+          <w:color w:val="000000" w:themeColor="text1"/>
+          <w:sz w:val="36"/>
+          <w:szCs w:val="36"/>
+        </w:rPr>
+        <w:lastRenderedPageBreak/>
+        <w:t>Sprint 3</w:t>
+      </w:r>
+      <w:r>
+        <w:rPr>
+          <w:rFonts w:ascii="Arial" w:hAnsi="Arial" w:cs="Arial"/>
+          <w:color w:val="000000" w:themeColor="text1"/>
+          <w:sz w:val="36"/>
+          <w:szCs w:val="36"/>
+        </w:rPr>
+        <w:t>:</w:t>
+      </w:r>
+      <w:bookmarkEnd w:id="9"/>
+    </w:p>
+    <w:p>
+      <w:pPr>
+        <w:rPr>
+          <w:rFonts w:ascii="Arial" w:hAnsi="Arial" w:cs="Arial"/>
+          <w:sz w:val="32"/>
+          <w:szCs w:val="32"/>
+        </w:rPr>
+      </w:pPr>
+      <w:r>
+        <w:rPr>
+          <w:rFonts w:ascii="Arial" w:hAnsi="Arial" w:cs="Arial"/>
+          <w:sz w:val="32"/>
+          <w:szCs w:val="32"/>
+        </w:rPr>
+        <w:t>Task ID: AA005</w:t>
+      </w:r>
+    </w:p>
+    <w:p>
+      <w:pPr>
+        <w:rPr>
+          <w:rFonts w:ascii="Arial" w:hAnsi="Arial" w:cs="Arial"/>
+          <w:sz w:val="32"/>
+          <w:szCs w:val="32"/>
+        </w:rPr>
+      </w:pPr>
+      <w:r>
+        <w:rPr>
+          <w:noProof/>
+        </w:rPr>
+        <w:drawing>
+          <wp:inline distT="0" distB="0" distL="0" distR="0" wp14:anchorId="0AB007AC" wp14:editId="431FE4E8">
+            <wp:extent cx="2400300" cy="723900"/>
+            <wp:effectExtent l="0" t="0" r="0" b="0"/>
+            <wp:docPr id="8" name="Picture 8"/>
+            <wp:cNvGraphicFramePr>
+              <a:graphicFrameLocks xmlns:a="http://schemas.openxmlformats.org/drawingml/2006/main" noChangeAspect="1"/>
+            </wp:cNvGraphicFramePr>
+            <a:graphic xmlns:a="http://schemas.openxmlformats.org/drawingml/2006/main">
+              <a:graphicData uri="http://schemas.openxmlformats.org/drawingml/2006/picture">
+                <pic:pic xmlns:pic="http://schemas.openxmlformats.org/drawingml/2006/picture">
+                  <pic:nvPicPr>
+                    <pic:cNvPr id="1" name=""/>
+                    <pic:cNvPicPr/>
+                  </pic:nvPicPr>
+                  <pic:blipFill>
+                    <a:blip r:embed="rId19"/>
+                    <a:stretch>
+                      <a:fillRect/>
+                    </a:stretch>
+                  </pic:blipFill>
+                  <pic:spPr>
+                    <a:xfrm>
+                      <a:off x="0" y="0"/>
+                      <a:ext cx="2400300" cy="723900"/>
+                    </a:xfrm>
+                    <a:prstGeom prst="rect">
+                      <a:avLst/>
+                    </a:prstGeom>
+                  </pic:spPr>
+                </pic:pic>
+              </a:graphicData>
+            </a:graphic>
+          </wp:inline>
+        </w:drawing>
+      </w:r>
+    </w:p>
+    <w:p>
+      <w:pPr>
+        <w:rPr>
+          <w:rFonts w:ascii="Arial" w:hAnsi="Arial" w:cs="Arial"/>
+          <w:sz w:val="32"/>
+          <w:szCs w:val="32"/>
+        </w:rPr>
+      </w:pPr>
+    </w:p>
+    <w:p>
+      <w:pPr>
+        <w:rPr>
+          <w:rFonts w:ascii="Arial" w:hAnsi="Arial" w:cs="Arial"/>
+          <w:sz w:val="32"/>
+          <w:szCs w:val="32"/>
+        </w:rPr>
+      </w:pPr>
+      <w:r>
+        <w:rPr>
+          <w:rFonts w:ascii="Arial" w:hAnsi="Arial" w:cs="Arial"/>
+          <w:sz w:val="32"/>
+          <w:szCs w:val="32"/>
+        </w:rPr>
+        <w:t>More Diagrams were made as a group for our submissions</w:t>
+      </w:r>
+    </w:p>
+    <w:p>
+      <w:pPr>
+        <w:rPr>
+          <w:rFonts w:ascii="Arial" w:hAnsi="Arial" w:cs="Arial"/>
+          <w:sz w:val="32"/>
+          <w:szCs w:val="32"/>
+        </w:rPr>
+      </w:pPr>
+    </w:p>
+    <w:p>
+      <w:pPr>
+        <w:rPr>
+          <w:rFonts w:ascii="Arial" w:hAnsi="Arial" w:cs="Arial"/>
+          <w:sz w:val="32"/>
+          <w:szCs w:val="32"/>
+        </w:rPr>
+      </w:pPr>
+      <w:r>
+        <w:rPr>
+          <w:rFonts w:ascii="Arial" w:hAnsi="Arial" w:cs="Arial"/>
+          <w:sz w:val="32"/>
+          <w:szCs w:val="32"/>
+        </w:rPr>
+        <w:t>Task ID</w:t>
+      </w:r>
+      <w:r>
+        <w:rPr>
+          <w:rFonts w:ascii="Arial" w:hAnsi="Arial" w:cs="Arial"/>
+          <w:sz w:val="32"/>
+          <w:szCs w:val="32"/>
+        </w:rPr>
+        <w:t>: AA006</w:t>
+      </w:r>
+    </w:p>
+    <w:p>
+      <w:pPr>
+        <w:rPr>
+          <w:rFonts w:ascii="Arial" w:hAnsi="Arial" w:cs="Arial"/>
+          <w:sz w:val="32"/>
+          <w:szCs w:val="32"/>
+        </w:rPr>
+      </w:pPr>
+      <w:r>
+        <w:rPr>
+          <w:noProof/>
+        </w:rPr>
+        <w:drawing>
+          <wp:inline distT="0" distB="0" distL="0" distR="0" wp14:anchorId="40F6A30A" wp14:editId="7BFDEF20">
+            <wp:extent cx="2371725" cy="628650"/>
+            <wp:effectExtent l="0" t="0" r="9525" b="0"/>
+            <wp:docPr id="9" name="Picture 9"/>
+            <wp:cNvGraphicFramePr>
+              <a:graphicFrameLocks xmlns:a="http://schemas.openxmlformats.org/drawingml/2006/main" noChangeAspect="1"/>
+            </wp:cNvGraphicFramePr>
+            <a:graphic xmlns:a="http://schemas.openxmlformats.org/drawingml/2006/main">
+              <a:graphicData uri="http://schemas.openxmlformats.org/drawingml/2006/picture">
+                <pic:pic xmlns:pic="http://schemas.openxmlformats.org/drawingml/2006/picture">
+                  <pic:nvPicPr>
+                    <pic:cNvPr id="1" name=""/>
+                    <pic:cNvPicPr/>
+                  </pic:nvPicPr>
+                  <pic:blipFill>
+                    <a:blip r:embed="rId20"/>
+                    <a:stretch>
+                      <a:fillRect/>
+                    </a:stretch>
+                  </pic:blipFill>
+                  <pic:spPr>
+                    <a:xfrm>
+                      <a:off x="0" y="0"/>
+                      <a:ext cx="2371725" cy="628650"/>
+                    </a:xfrm>
+                    <a:prstGeom prst="rect">
+                      <a:avLst/>
+                    </a:prstGeom>
+                  </pic:spPr>
+                </pic:pic>
+              </a:graphicData>
+            </a:graphic>
+          </wp:inline>
+        </w:drawing>
+      </w:r>
+    </w:p>
+    <w:p>
+      <w:pPr>
+        <w:rPr>
+          <w:rFonts w:ascii="Arial" w:hAnsi="Arial" w:cs="Arial"/>
+          <w:sz w:val="32"/>
+          <w:szCs w:val="32"/>
+        </w:rPr>
+      </w:pPr>
+    </w:p>
+    <w:p>
+      <w:pPr>
+        <w:rPr>
+          <w:rFonts w:ascii="Arial" w:hAnsi="Arial" w:cs="Arial"/>
+          <w:sz w:val="32"/>
+          <w:szCs w:val="32"/>
+        </w:rPr>
+      </w:pPr>
+      <w:r>
+        <w:rPr>
+          <w:rFonts w:ascii="Arial" w:hAnsi="Arial" w:cs="Arial"/>
+          <w:sz w:val="32"/>
+          <w:szCs w:val="32"/>
+        </w:rPr>
+        <w:t xml:space="preserve">I had to make API that allows user to get email of code to enter and then he can reset his password if he </w:t>
+      </w:r>
+      <w:r>
+        <w:rPr>
+          <w:rFonts w:ascii="Arial" w:hAnsi="Arial" w:cs="Arial"/>
+          <w:sz w:val="32"/>
+          <w:szCs w:val="32"/>
+        </w:rPr>
+        <w:t>forget, and</w:t>
+      </w:r>
+      <w:r>
+        <w:rPr>
+          <w:rFonts w:ascii="Arial" w:hAnsi="Arial" w:cs="Arial"/>
+          <w:sz w:val="32"/>
+          <w:szCs w:val="32"/>
+        </w:rPr>
+        <w:t xml:space="preserve"> this code that was written:</w:t>
+      </w:r>
+    </w:p>
+    <w:p>
+      <w:pPr>
+        <w:rPr>
+          <w:rFonts w:ascii="Arial" w:hAnsi="Arial" w:cs="Arial"/>
+          <w:sz w:val="32"/>
+          <w:szCs w:val="32"/>
+        </w:rPr>
+      </w:pPr>
+    </w:p>
+    <w:p>
+      <w:pPr>
+        <w:rPr>
+          <w:rFonts w:ascii="Arial" w:hAnsi="Arial" w:cs="Arial"/>
+          <w:sz w:val="32"/>
+          <w:szCs w:val="32"/>
+        </w:rPr>
+      </w:pPr>
+    </w:p>
+    <w:p>
+      <w:pPr>
+        <w:rPr>
+          <w:rFonts w:ascii="Arial" w:hAnsi="Arial" w:cs="Arial"/>
+          <w:sz w:val="32"/>
+          <w:szCs w:val="32"/>
+        </w:rPr>
+      </w:pPr>
+    </w:p>
+    <w:p>
+      <w:pPr>
+        <w:rPr>
+          <w:rFonts w:ascii="Arial" w:hAnsi="Arial" w:cs="Arial"/>
+          <w:sz w:val="32"/>
+          <w:szCs w:val="32"/>
+        </w:rPr>
+      </w:pPr>
+    </w:p>
+    <w:p>
+      <w:pPr>
+        <w:rPr>
+          <w:rFonts w:ascii="Arial" w:hAnsi="Arial" w:cs="Arial"/>
+          <w:sz w:val="32"/>
+          <w:szCs w:val="32"/>
+        </w:rPr>
+      </w:pPr>
+    </w:p>
+    <w:p>
+      <w:pPr>
+        <w:rPr>
+          <w:rFonts w:ascii="Arial" w:hAnsi="Arial" w:cs="Arial"/>
+          <w:sz w:val="32"/>
+          <w:szCs w:val="32"/>
+        </w:rPr>
+      </w:pPr>
+      <w:r>
+        <w:rPr>
+          <w:rFonts w:ascii="Arial" w:hAnsi="Arial" w:cs="Arial"/>
+          <w:sz w:val="32"/>
+          <w:szCs w:val="32"/>
+        </w:rPr>
+        <w:br/>
+      </w:r>
+      <w:r>
+        <w:rPr>
+          <w:noProof/>
+        </w:rPr>
+        <w:lastRenderedPageBreak/>
+        <w:drawing>
+          <wp:inline distT="0" distB="0" distL="0" distR="0" wp14:anchorId="69CCD9BC" wp14:editId="50150E35">
+            <wp:extent cx="4961061" cy="7486650"/>
+            <wp:effectExtent l="0" t="0" r="0" b="0"/>
+            <wp:docPr id="10" name="Picture 10"/>
+            <wp:cNvGraphicFramePr>
+              <a:graphicFrameLocks xmlns:a="http://schemas.openxmlformats.org/drawingml/2006/main" noChangeAspect="1"/>
+            </wp:cNvGraphicFramePr>
+            <a:graphic xmlns:a="http://schemas.openxmlformats.org/drawingml/2006/main">
+              <a:graphicData uri="http://schemas.openxmlformats.org/drawingml/2006/picture">
+                <pic:pic xmlns:pic="http://schemas.openxmlformats.org/drawingml/2006/picture">
+                  <pic:nvPicPr>
+                    <pic:cNvPr id="1" name=""/>
+                    <pic:cNvPicPr/>
+                  </pic:nvPicPr>
+                  <pic:blipFill>
+                    <a:blip r:embed="rId21"/>
+                    <a:stretch>
+                      <a:fillRect/>
+                    </a:stretch>
+                  </pic:blipFill>
+                  <pic:spPr>
+                    <a:xfrm>
+                      <a:off x="0" y="0"/>
+                      <a:ext cx="4967292" cy="7496052"/>
+                    </a:xfrm>
+                    <a:prstGeom prst="rect">
+                      <a:avLst/>
+                    </a:prstGeom>
+                  </pic:spPr>
+                </pic:pic>
+              </a:graphicData>
+            </a:graphic>
+          </wp:inline>
+        </w:drawing>
+      </w:r>
+    </w:p>
+    <w:p>
+      <w:pPr>
+        <w:rPr>
+          <w:rFonts w:ascii="Arial" w:hAnsi="Arial" w:cs="Arial"/>
+          <w:sz w:val="32"/>
+          <w:szCs w:val="32"/>
+        </w:rPr>
+      </w:pPr>
+      <w:r>
+        <w:rPr>
+          <w:noProof/>
+        </w:rPr>
+        <w:lastRenderedPageBreak/>
+        <w:drawing>
+          <wp:inline distT="0" distB="0" distL="0" distR="0" wp14:anchorId="56BE0625" wp14:editId="5FE2D5FB">
+            <wp:extent cx="5943600" cy="3429635"/>
+            <wp:effectExtent l="0" t="0" r="0" b="0"/>
+            <wp:docPr id="11" name="Picture 11"/>
+            <wp:cNvGraphicFramePr>
+              <a:graphicFrameLocks xmlns:a="http://schemas.openxmlformats.org/drawingml/2006/main" noChangeAspect="1"/>
+            </wp:cNvGraphicFramePr>
+            <a:graphic xmlns:a="http://schemas.openxmlformats.org/drawingml/2006/main">
+              <a:graphicData uri="http://schemas.openxmlformats.org/drawingml/2006/picture">
+                <pic:pic xmlns:pic="http://schemas.openxmlformats.org/drawingml/2006/picture">
+                  <pic:nvPicPr>
+                    <pic:cNvPr id="1" name=""/>
+                    <pic:cNvPicPr/>
+                  </pic:nvPicPr>
+                  <pic:blipFill>
+                    <a:blip r:embed="rId22"/>
+                    <a:stretch>
+                      <a:fillRect/>
+                    </a:stretch>
+                  </pic:blipFill>
+                  <pic:spPr>
+                    <a:xfrm>
+                      <a:off x="0" y="0"/>
+                      <a:ext cx="5943600" cy="3429635"/>
+                    </a:xfrm>
+                    <a:prstGeom prst="rect">
+                      <a:avLst/>
+                    </a:prstGeom>
+                  </pic:spPr>
+                </pic:pic>
+              </a:graphicData>
+            </a:graphic>
+          </wp:inline>
+        </w:drawing>
+      </w:r>
+    </w:p>
+    <w:p>
+      <w:pPr>
+        <w:rPr>
+          <w:rFonts w:ascii="Arial" w:hAnsi="Arial" w:cs="Arial"/>
+          <w:sz w:val="32"/>
+          <w:szCs w:val="32"/>
+        </w:rPr>
+      </w:pPr>
+    </w:p>
+    <w:p>
+      <w:pPr>
+        <w:rPr>
+          <w:rFonts w:ascii="Arial" w:hAnsi="Arial" w:cs="Arial"/>
+          <w:sz w:val="32"/>
+          <w:szCs w:val="32"/>
+        </w:rPr>
+      </w:pPr>
+      <w:r>
+        <w:rPr>
+          <w:rFonts w:ascii="Arial" w:hAnsi="Arial" w:cs="Arial"/>
+          <w:sz w:val="32"/>
+          <w:szCs w:val="32"/>
+        </w:rPr>
+        <w:t>We have three main functions that allows this to happen first conforms the user email entered and then code was sent and second verifies code then send user to third function that allows him to reset his password</w:t>
+      </w:r>
+    </w:p>
+    <w:p>
+      <w:pPr>
+        <w:rPr>
+          <w:rFonts w:ascii="Arial" w:hAnsi="Arial" w:cs="Arial"/>
+          <w:sz w:val="32"/>
+          <w:szCs w:val="32"/>
+        </w:rPr>
+      </w:pPr>
+    </w:p>
+    <w:p>
+      <w:pPr>
+        <w:rPr>
+          <w:rFonts w:ascii="Arial" w:hAnsi="Arial" w:cs="Arial"/>
+          <w:sz w:val="32"/>
+          <w:szCs w:val="32"/>
+        </w:rPr>
+      </w:pPr>
+    </w:p>
+    <w:p>
+      <w:pPr>
+        <w:rPr>
+          <w:rFonts w:ascii="Arial" w:hAnsi="Arial" w:cs="Arial"/>
+          <w:sz w:val="32"/>
+          <w:szCs w:val="32"/>
+        </w:rPr>
+      </w:pPr>
+    </w:p>
+    <w:p>
+      <w:pPr>
+        <w:rPr>
+          <w:rFonts w:ascii="Arial" w:hAnsi="Arial" w:cs="Arial"/>
+          <w:sz w:val="32"/>
+          <w:szCs w:val="32"/>
+        </w:rPr>
+      </w:pPr>
+    </w:p>
+    <w:p>
+      <w:pPr>
+        <w:rPr>
+          <w:rFonts w:ascii="Arial" w:hAnsi="Arial" w:cs="Arial"/>
+          <w:sz w:val="32"/>
+          <w:szCs w:val="32"/>
+        </w:rPr>
+      </w:pPr>
+    </w:p>
+    <w:p>
+      <w:pPr>
+        <w:rPr>
+          <w:rFonts w:ascii="Arial" w:hAnsi="Arial" w:cs="Arial"/>
+          <w:sz w:val="32"/>
+          <w:szCs w:val="32"/>
+        </w:rPr>
+      </w:pPr>
+    </w:p>
+    <w:p>
+      <w:pPr>
+        <w:rPr>
+          <w:rFonts w:ascii="Arial" w:hAnsi="Arial" w:cs="Arial"/>
+          <w:sz w:val="32"/>
+          <w:szCs w:val="32"/>
+        </w:rPr>
+      </w:pPr>
+    </w:p>
+    <w:p>
+      <w:pPr>
+        <w:rPr>
+          <w:rFonts w:ascii="Arial" w:hAnsi="Arial" w:cs="Arial"/>
+          <w:sz w:val="32"/>
+          <w:szCs w:val="32"/>
+        </w:rPr>
+      </w:pPr>
+    </w:p>
+    <w:p>
+      <w:pPr>
+        <w:rPr>
+          <w:rFonts w:ascii="Arial" w:hAnsi="Arial" w:cs="Arial"/>
+          <w:sz w:val="32"/>
+          <w:szCs w:val="32"/>
+        </w:rPr>
+      </w:pPr>
+    </w:p>
+    <w:p>
+      <w:pPr>
+        <w:rPr>
+          <w:rFonts w:ascii="Arial" w:hAnsi="Arial" w:cs="Arial"/>
+          <w:sz w:val="32"/>
+          <w:szCs w:val="32"/>
+        </w:rPr>
+      </w:pPr>
+    </w:p>
+    <w:p>
+      <w:pPr>
+        <w:rPr>
+          <w:rFonts w:ascii="Arial" w:hAnsi="Arial" w:cs="Arial"/>
+          <w:sz w:val="32"/>
+          <w:szCs w:val="32"/>
+        </w:rPr>
+      </w:pPr>
+    </w:p>
+    <w:p>
+      <w:pPr>
+        <w:rPr>
+          <w:rFonts w:ascii="Arial" w:hAnsi="Arial" w:cs="Arial"/>
+          <w:sz w:val="32"/>
+          <w:szCs w:val="32"/>
+        </w:rPr>
+      </w:pPr>
+    </w:p>
+    <w:p>
+      <w:pPr>
+        <w:rPr>
+          <w:rFonts w:ascii="Arial" w:hAnsi="Arial" w:cs="Arial"/>
+          <w:sz w:val="32"/>
+          <w:szCs w:val="32"/>
+        </w:rPr>
+      </w:pPr>
+    </w:p>
+    <w:p>
+      <w:pPr>
+        <w:rPr>
+          <w:rFonts w:ascii="Arial" w:hAnsi="Arial" w:cs="Arial"/>
+          <w:sz w:val="32"/>
+          <w:szCs w:val="32"/>
+        </w:rPr>
+      </w:pPr>
+    </w:p>
+    <w:p>
+      <w:pPr>
+        <w:pStyle w:val="Heading1"/>
+        <w:rPr>
+          <w:rFonts w:ascii="Arial" w:hAnsi="Arial" w:cs="Arial"/>
+          <w:color w:val="000000" w:themeColor="text1"/>
+          <w:sz w:val="36"/>
+          <w:szCs w:val="36"/>
+        </w:rPr>
+      </w:pPr>
+      <w:bookmarkStart w:id="10" w:name="_Toc197205088"/>
+      <w:r>
+        <w:rPr>
+          <w:rFonts w:ascii="Arial" w:hAnsi="Arial" w:cs="Arial"/>
+          <w:color w:val="000000" w:themeColor="text1"/>
+          <w:sz w:val="36"/>
+          <w:szCs w:val="36"/>
+        </w:rPr>
+        <w:lastRenderedPageBreak/>
+        <w:t>Sprint 4</w:t>
+      </w:r>
+      <w:r>
+        <w:rPr>
+          <w:rFonts w:ascii="Arial" w:hAnsi="Arial" w:cs="Arial"/>
+          <w:color w:val="000000" w:themeColor="text1"/>
+          <w:sz w:val="36"/>
+          <w:szCs w:val="36"/>
+        </w:rPr>
+        <w:t>:</w:t>
+      </w:r>
+      <w:bookmarkEnd w:id="10"/>
+    </w:p>
+    <w:p/>
+    <w:p>
+      <w:pPr>
+        <w:rPr>
+          <w:rFonts w:ascii="Arial" w:hAnsi="Arial" w:cs="Arial"/>
+          <w:sz w:val="32"/>
+          <w:szCs w:val="32"/>
+        </w:rPr>
+      </w:pPr>
+      <w:r>
+        <w:rPr>
+          <w:rFonts w:ascii="Arial" w:hAnsi="Arial" w:cs="Arial"/>
+          <w:sz w:val="32"/>
+          <w:szCs w:val="32"/>
+        </w:rPr>
+        <w:t>Task</w:t>
+      </w:r>
+      <w:r>
+        <w:rPr>
+          <w:rFonts w:ascii="Arial" w:hAnsi="Arial" w:cs="Arial"/>
+          <w:sz w:val="32"/>
+          <w:szCs w:val="32"/>
+        </w:rPr>
+        <w:t xml:space="preserve"> </w:t>
+      </w:r>
+      <w:r>
+        <w:rPr>
+          <w:rFonts w:ascii="Arial" w:hAnsi="Arial" w:cs="Arial"/>
+          <w:sz w:val="32"/>
+          <w:szCs w:val="32"/>
+        </w:rPr>
+        <w:t>ID</w:t>
+      </w:r>
+      <w:r>
+        <w:rPr>
+          <w:rFonts w:ascii="Arial" w:hAnsi="Arial" w:cs="Arial"/>
+          <w:sz w:val="32"/>
+          <w:szCs w:val="32"/>
+        </w:rPr>
+        <w:t>: AA007</w:t>
+      </w:r>
+    </w:p>
+    <w:p>
+      <w:pPr>
+        <w:rPr>
+          <w:rFonts w:ascii="Arial" w:hAnsi="Arial" w:cs="Arial"/>
+          <w:sz w:val="32"/>
+          <w:szCs w:val="32"/>
+        </w:rPr>
+      </w:pPr>
+    </w:p>
+    <w:p>
+      <w:r>
+        <w:rPr>
+          <w:noProof/>
+        </w:rPr>
+        <w:drawing>
+          <wp:inline distT="0" distB="0" distL="0" distR="0" wp14:anchorId="0BE6379B" wp14:editId="26AAB733">
+            <wp:extent cx="2305050" cy="838200"/>
+            <wp:effectExtent l="0" t="0" r="0" b="0"/>
+            <wp:docPr id="12" name="Picture 12"/>
+            <wp:cNvGraphicFramePr>
+              <a:graphicFrameLocks xmlns:a="http://schemas.openxmlformats.org/drawingml/2006/main" noChangeAspect="1"/>
+            </wp:cNvGraphicFramePr>
+            <a:graphic xmlns:a="http://schemas.openxmlformats.org/drawingml/2006/main">
+              <a:graphicData uri="http://schemas.openxmlformats.org/drawingml/2006/picture">
+                <pic:pic xmlns:pic="http://schemas.openxmlformats.org/drawingml/2006/picture">
+                  <pic:nvPicPr>
+                    <pic:cNvPr id="1" name=""/>
+                    <pic:cNvPicPr/>
+                  </pic:nvPicPr>
+                  <pic:blipFill>
+                    <a:blip r:embed="rId23"/>
+                    <a:stretch>
+                      <a:fillRect/>
+                    </a:stretch>
+                  </pic:blipFill>
+                  <pic:spPr>
+                    <a:xfrm>
+                      <a:off x="0" y="0"/>
+                      <a:ext cx="2305050" cy="838200"/>
+                    </a:xfrm>
+                    <a:prstGeom prst="rect">
+                      <a:avLst/>
+                    </a:prstGeom>
+                  </pic:spPr>
+                </pic:pic>
+              </a:graphicData>
+            </a:graphic>
+          </wp:inline>
+        </w:drawing>
+      </w:r>
+    </w:p>
+    <w:p>
+      <w:pPr>
+        <w:rPr>
+          <w:rFonts w:ascii="Arial" w:hAnsi="Arial" w:cs="Arial"/>
+          <w:sz w:val="32"/>
+          <w:szCs w:val="32"/>
+        </w:rPr>
+      </w:pPr>
+    </w:p>
+    <w:p>
+      <w:pPr>
+        <w:rPr>
+          <w:rFonts w:ascii="Arial" w:hAnsi="Arial" w:cs="Arial"/>
+          <w:sz w:val="32"/>
+          <w:szCs w:val="32"/>
+        </w:rPr>
+      </w:pPr>
+      <w:r>
+        <w:rPr>
+          <w:rFonts w:ascii="Arial" w:hAnsi="Arial" w:cs="Arial"/>
+          <w:sz w:val="32"/>
+          <w:szCs w:val="32"/>
+        </w:rPr>
+        <w:t xml:space="preserve">We needed </w:t>
+      </w:r>
+      <w:r>
+        <w:rPr>
+          <w:rFonts w:ascii="Arial" w:hAnsi="Arial" w:cs="Arial"/>
+          <w:sz w:val="32"/>
+          <w:szCs w:val="32"/>
+        </w:rPr>
+        <w:t>an</w:t>
+      </w:r>
+      <w:r>
+        <w:rPr>
+          <w:rFonts w:ascii="Arial" w:hAnsi="Arial" w:cs="Arial"/>
+          <w:sz w:val="32"/>
+          <w:szCs w:val="32"/>
+        </w:rPr>
+        <w:t xml:space="preserve"> API </w:t>
+      </w:r>
+      <w:r>
+        <w:rPr>
+          <w:rFonts w:ascii="Arial" w:hAnsi="Arial" w:cs="Arial"/>
+          <w:sz w:val="32"/>
+          <w:szCs w:val="32"/>
+        </w:rPr>
+        <w:t>that</w:t>
+      </w:r>
+      <w:r>
+        <w:rPr>
+          <w:rFonts w:ascii="Arial" w:hAnsi="Arial" w:cs="Arial"/>
+          <w:sz w:val="32"/>
+          <w:szCs w:val="32"/>
+        </w:rPr>
+        <w:t xml:space="preserve"> will allow us to </w:t>
+      </w:r>
+      <w:r>
+        <w:rPr>
+          <w:rFonts w:ascii="Arial" w:hAnsi="Arial" w:cs="Arial"/>
+          <w:sz w:val="32"/>
+          <w:szCs w:val="32"/>
+        </w:rPr>
+        <w:t>get user id when he logged in so we can keep track of his task and if he created a task or edited a task or deleted a task.</w:t>
+      </w:r>
+    </w:p>
+    <w:p>
+      <w:pPr>
+        <w:rPr>
+          <w:rFonts w:ascii="Arial" w:hAnsi="Arial" w:cs="Arial"/>
+          <w:sz w:val="32"/>
+          <w:szCs w:val="32"/>
+        </w:rPr>
+      </w:pPr>
+    </w:p>
+    <w:p>
+      <w:pPr>
+        <w:rPr>
+          <w:rFonts w:ascii="Arial" w:hAnsi="Arial" w:cs="Arial"/>
+          <w:sz w:val="32"/>
+          <w:szCs w:val="32"/>
+        </w:rPr>
+      </w:pPr>
+      <w:r>
+        <w:rPr>
+          <w:rFonts w:ascii="Arial" w:hAnsi="Arial" w:cs="Arial"/>
+          <w:sz w:val="32"/>
+          <w:szCs w:val="32"/>
+        </w:rPr>
+        <w:t>Here code:</w:t>
+      </w:r>
+    </w:p>
+    <w:p>
+      <w:pPr>
+        <w:rPr>
+          <w:rFonts w:ascii="Arial" w:hAnsi="Arial" w:cs="Arial"/>
+          <w:sz w:val="32"/>
+          <w:szCs w:val="32"/>
+        </w:rPr>
+      </w:pPr>
+      <w:r>
+        <w:rPr>
+          <w:noProof/>
+        </w:rPr>
+        <w:drawing>
+          <wp:inline distT="0" distB="0" distL="0" distR="0" wp14:anchorId="1931F6F9" wp14:editId="133B7BCF">
+            <wp:extent cx="4219575" cy="1581150"/>
+            <wp:effectExtent l="0" t="0" r="9525" b="0"/>
+            <wp:docPr id="13" name="Picture 13"/>
+            <wp:cNvGraphicFramePr>
+              <a:graphicFrameLocks xmlns:a="http://schemas.openxmlformats.org/drawingml/2006/main" noChangeAspect="1"/>
+            </wp:cNvGraphicFramePr>
+            <a:graphic xmlns:a="http://schemas.openxmlformats.org/drawingml/2006/main">
+              <a:graphicData uri="http://schemas.openxmlformats.org/drawingml/2006/picture">
+                <pic:pic xmlns:pic="http://schemas.openxmlformats.org/drawingml/2006/picture">
+                  <pic:nvPicPr>
+                    <pic:cNvPr id="1" name=""/>
+                    <pic:cNvPicPr/>
+                  </pic:nvPicPr>
+                  <pic:blipFill>
+                    <a:blip r:embed="rId24"/>
+                    <a:stretch>
+                      <a:fillRect/>
+                    </a:stretch>
+                  </pic:blipFill>
+                  <pic:spPr>
+                    <a:xfrm>
+                      <a:off x="0" y="0"/>
+                      <a:ext cx="4219575" cy="1581150"/>
+                    </a:xfrm>
+                    <a:prstGeom prst="rect">
+                      <a:avLst/>
+                    </a:prstGeom>
+                  </pic:spPr>
+                </pic:pic>
+              </a:graphicData>
+            </a:graphic>
+          </wp:inline>
+        </w:drawing>
+      </w:r>
+      <w:r>
+        <w:rPr>
+          <w:rFonts w:ascii="Arial" w:hAnsi="Arial" w:cs="Arial"/>
+          <w:sz w:val="32"/>
+          <w:szCs w:val="32"/>
+        </w:rPr>
+        <w:br/>
+      </w:r>
+    </w:p>
+    <w:p>
+      <w:pPr>
+        <w:rPr>
+          <w:rFonts w:ascii="Arial" w:hAnsi="Arial" w:cs="Arial"/>
+          <w:sz w:val="32"/>
+          <w:szCs w:val="32"/>
+        </w:rPr>
+      </w:pPr>
+      <w:r>
+        <w:rPr>
+          <w:rFonts w:ascii="Arial" w:hAnsi="Arial" w:cs="Arial"/>
+          <w:sz w:val="32"/>
+          <w:szCs w:val="32"/>
+        </w:rPr>
+        <w:t>Code is simple and short it takes user id and gets his information to display on the app</w:t>
+      </w:r>
+    </w:p>
+    <w:p>
+      <w:pPr>
+        <w:pStyle w:val="Heading1"/>
+        <w:rPr>
+          <w:rFonts w:ascii="Arial" w:hAnsi="Arial" w:cs="Arial"/>
+          <w:color w:val="000000" w:themeColor="text1"/>
+          <w:sz w:val="36"/>
+          <w:szCs w:val="36"/>
+        </w:rPr>
+      </w:pPr>
+      <w:bookmarkStart w:id="11" w:name="_Toc197205089"/>
+    </w:p>
+    <w:p/>
+    <w:p/>
+    <w:p/>
+    <w:p/>
+    <w:p/>
+    <w:p/>
+    <w:p/>
+    <w:p/>
+    <w:p/>
+    <w:p/>
+    <w:p/>
+    <w:p>
+      <w:pPr>
+        <w:pStyle w:val="Heading1"/>
+        <w:rPr>
+          <w:rFonts w:ascii="Arial" w:hAnsi="Arial" w:cs="Arial"/>
+          <w:color w:val="000000" w:themeColor="text1"/>
+          <w:sz w:val="36"/>
+          <w:szCs w:val="36"/>
+        </w:rPr>
+      </w:pPr>
+      <w:r>
+        <w:rPr>
+          <w:rFonts w:ascii="Arial" w:hAnsi="Arial" w:cs="Arial"/>
+          <w:color w:val="000000" w:themeColor="text1"/>
+          <w:sz w:val="36"/>
+          <w:szCs w:val="36"/>
+        </w:rPr>
+        <w:lastRenderedPageBreak/>
+        <w:t>Sprint 5</w:t>
+      </w:r>
+      <w:r>
+        <w:rPr>
+          <w:rFonts w:ascii="Arial" w:hAnsi="Arial" w:cs="Arial"/>
+          <w:color w:val="000000" w:themeColor="text1"/>
+          <w:sz w:val="36"/>
+          <w:szCs w:val="36"/>
+        </w:rPr>
+        <w:t>:</w:t>
+      </w:r>
+      <w:bookmarkEnd w:id="11"/>
+    </w:p>
+    <w:p/>
+    <w:p>
+      <w:pPr>
+        <w:rPr>
+          <w:rFonts w:ascii="Arial" w:hAnsi="Arial" w:cs="Arial"/>
+          <w:sz w:val="32"/>
+          <w:szCs w:val="32"/>
+        </w:rPr>
+      </w:pPr>
+      <w:r>
+        <w:rPr>
+          <w:rFonts w:ascii="Arial" w:hAnsi="Arial" w:cs="Arial"/>
+          <w:sz w:val="32"/>
+          <w:szCs w:val="32"/>
+        </w:rPr>
+        <w:t>Task</w:t>
+      </w:r>
+      <w:r>
+        <w:rPr>
+          <w:rFonts w:ascii="Arial" w:hAnsi="Arial" w:cs="Arial"/>
+          <w:sz w:val="32"/>
+          <w:szCs w:val="32"/>
+        </w:rPr>
+        <w:t xml:space="preserve"> </w:t>
+      </w:r>
+      <w:r>
+        <w:rPr>
+          <w:rFonts w:ascii="Arial" w:hAnsi="Arial" w:cs="Arial"/>
+          <w:sz w:val="32"/>
+          <w:szCs w:val="32"/>
+        </w:rPr>
+        <w:t>ID</w:t>
+      </w:r>
+      <w:r>
+        <w:rPr>
+          <w:rFonts w:ascii="Arial" w:hAnsi="Arial" w:cs="Arial"/>
+          <w:sz w:val="32"/>
+          <w:szCs w:val="32"/>
+        </w:rPr>
+        <w:t>: AA008</w:t>
+      </w:r>
+    </w:p>
+    <w:p/>
+    <w:p>
+      <w:pPr>
+        <w:rPr>
+          <w:rFonts w:ascii="Arial" w:hAnsi="Arial" w:cs="Arial"/>
+          <w:sz w:val="32"/>
+          <w:szCs w:val="32"/>
+        </w:rPr>
+      </w:pPr>
+      <w:r>
+        <w:rPr>
+          <w:noProof/>
+        </w:rPr>
+        <w:drawing>
+          <wp:inline distT="0" distB="0" distL="0" distR="0" wp14:anchorId="76E4F75F" wp14:editId="5621399E">
+            <wp:extent cx="2371725" cy="723900"/>
+            <wp:effectExtent l="0" t="0" r="9525" b="0"/>
+            <wp:docPr id="14" name="Picture 14"/>
+            <wp:cNvGraphicFramePr>
+              <a:graphicFrameLocks xmlns:a="http://schemas.openxmlformats.org/drawingml/2006/main" noChangeAspect="1"/>
+            </wp:cNvGraphicFramePr>
+            <a:graphic xmlns:a="http://schemas.openxmlformats.org/drawingml/2006/main">
+              <a:graphicData uri="http://schemas.openxmlformats.org/drawingml/2006/picture">
+                <pic:pic xmlns:pic="http://schemas.openxmlformats.org/drawingml/2006/picture">
+                  <pic:nvPicPr>
+                    <pic:cNvPr id="1" name=""/>
+                    <pic:cNvPicPr/>
+                  </pic:nvPicPr>
+                  <pic:blipFill>
+                    <a:blip r:embed="rId25"/>
+                    <a:stretch>
+                      <a:fillRect/>
+                    </a:stretch>
+                  </pic:blipFill>
+                  <pic:spPr>
+                    <a:xfrm>
+                      <a:off x="0" y="0"/>
+                      <a:ext cx="2371725" cy="723900"/>
+                    </a:xfrm>
+                    <a:prstGeom prst="rect">
+                      <a:avLst/>
+                    </a:prstGeom>
+                  </pic:spPr>
+                </pic:pic>
+              </a:graphicData>
+            </a:graphic>
+          </wp:inline>
+        </w:drawing>
+      </w:r>
+    </w:p>
+    <w:p>
+      <w:pPr>
+        <w:rPr>
+          <w:rFonts w:ascii="Arial" w:hAnsi="Arial" w:cs="Arial"/>
+          <w:sz w:val="32"/>
+          <w:szCs w:val="32"/>
+        </w:rPr>
+      </w:pPr>
+    </w:p>
+    <w:p>
+      <w:pPr>
+        <w:rPr>
+          <w:rFonts w:ascii="Arial" w:hAnsi="Arial" w:cs="Arial"/>
+          <w:sz w:val="32"/>
+          <w:szCs w:val="32"/>
+        </w:rPr>
+      </w:pPr>
+    </w:p>
+    <w:p>
+      <w:pPr>
+        <w:rPr>
+          <w:rFonts w:ascii="Arial" w:hAnsi="Arial" w:cs="Arial"/>
+          <w:sz w:val="32"/>
+          <w:szCs w:val="32"/>
+        </w:rPr>
+      </w:pPr>
+    </w:p>
+    <w:p>
+      <w:pPr>
+        <w:rPr>
+          <w:rFonts w:ascii="Arial" w:hAnsi="Arial" w:cs="Arial"/>
+          <w:sz w:val="32"/>
+          <w:szCs w:val="32"/>
+        </w:rPr>
+      </w:pPr>
+    </w:p>
+    <w:p>
+      <w:pPr>
+        <w:rPr>
+          <w:rFonts w:ascii="Arial" w:hAnsi="Arial" w:cs="Arial"/>
+          <w:sz w:val="32"/>
+          <w:szCs w:val="32"/>
+        </w:rPr>
+      </w:pPr>
+      <w:r>
+        <w:rPr>
+          <w:rFonts w:ascii="Arial" w:hAnsi="Arial" w:cs="Arial"/>
+          <w:sz w:val="32"/>
+          <w:szCs w:val="32"/>
+        </w:rPr>
+        <w:t>We needed to create an API that can handle user searches by task name</w:t>
+      </w:r>
+    </w:p>
+    <w:p>
+      <w:pPr>
+        <w:rPr>
+          <w:rFonts w:ascii="Arial" w:hAnsi="Arial" w:cs="Arial"/>
+          <w:sz w:val="32"/>
+          <w:szCs w:val="32"/>
+        </w:rPr>
+      </w:pPr>
+      <w:r>
+        <w:rPr>
+          <w:rFonts w:ascii="Arial" w:hAnsi="Arial" w:cs="Arial"/>
+          <w:sz w:val="32"/>
+          <w:szCs w:val="32"/>
+        </w:rPr>
+        <w:t>Here code:</w:t>
+      </w:r>
+    </w:p>
+    <w:p>
+      <w:pPr>
+        <w:rPr>
+          <w:rFonts w:ascii="Arial" w:hAnsi="Arial" w:cs="Arial"/>
+          <w:sz w:val="32"/>
+          <w:szCs w:val="32"/>
+        </w:rPr>
+      </w:pPr>
+      <w:r>
+        <w:rPr>
+          <w:noProof/>
+        </w:rPr>
+        <w:drawing>
+          <wp:inline distT="0" distB="0" distL="0" distR="0" wp14:anchorId="280618EB" wp14:editId="73BE8CBE">
+            <wp:extent cx="6039293" cy="3582926"/>
+            <wp:effectExtent l="0" t="0" r="0" b="0"/>
+            <wp:docPr id="15" name="Picture 15"/>
+            <wp:cNvGraphicFramePr>
+              <a:graphicFrameLocks xmlns:a="http://schemas.openxmlformats.org/drawingml/2006/main" noChangeAspect="1"/>
+            </wp:cNvGraphicFramePr>
+            <a:graphic xmlns:a="http://schemas.openxmlformats.org/drawingml/2006/main">
+              <a:graphicData uri="http://schemas.openxmlformats.org/drawingml/2006/picture">
+                <pic:pic xmlns:pic="http://schemas.openxmlformats.org/drawingml/2006/picture">
+                  <pic:nvPicPr>
+                    <pic:cNvPr id="1" name=""/>
+                    <pic:cNvPicPr/>
+                  </pic:nvPicPr>
+                  <pic:blipFill>
+                    <a:blip r:embed="rId26"/>
+                    <a:stretch>
+                      <a:fillRect/>
+                    </a:stretch>
+                  </pic:blipFill>
+                  <pic:spPr>
+                    <a:xfrm>
+                      <a:off x="0" y="0"/>
+                      <a:ext cx="6066653" cy="3599158"/>
+                    </a:xfrm>
+                    <a:prstGeom prst="rect">
+                      <a:avLst/>
+                    </a:prstGeom>
+                  </pic:spPr>
+                </pic:pic>
+              </a:graphicData>
+            </a:graphic>
+          </wp:inline>
+        </w:drawing>
+      </w:r>
+    </w:p>
+    <w:p>
+      <w:pPr>
+        <w:rPr>
+          <w:rFonts w:ascii="Arial" w:hAnsi="Arial" w:cs="Arial"/>
+          <w:sz w:val="32"/>
+          <w:szCs w:val="32"/>
+        </w:rPr>
+      </w:pPr>
+    </w:p>
+    <w:p>
+      <w:pPr>
+        <w:rPr>
+          <w:rFonts w:ascii="Arial" w:hAnsi="Arial" w:cs="Arial"/>
+          <w:sz w:val="32"/>
+          <w:szCs w:val="32"/>
+        </w:rPr>
+      </w:pPr>
+      <w:r>
+        <w:rPr>
+          <w:rFonts w:ascii="Arial" w:hAnsi="Arial" w:cs="Arial"/>
+          <w:sz w:val="32"/>
+          <w:szCs w:val="32"/>
+        </w:rPr>
+        <w:t>We take what user typed in search text box and we filter the database to find what tasks matches the search if nothing is found</w:t>
+      </w:r>
+    </w:p>
+    <w:p>
+      <w:pPr>
+        <w:rPr>
+          <w:rFonts w:ascii="Arial" w:hAnsi="Arial" w:cs="Arial"/>
+          <w:sz w:val="32"/>
+          <w:szCs w:val="32"/>
+        </w:rPr>
+      </w:pPr>
+      <w:r>
+        <w:rPr>
+          <w:rFonts w:ascii="Arial" w:hAnsi="Arial" w:cs="Arial"/>
+          <w:sz w:val="32"/>
+          <w:szCs w:val="32"/>
+        </w:rPr>
+        <w:t>Nothing is displayed and when user remove the text the list goes back to normal</w:t>
+      </w:r>
+      <w:r>
+        <w:rPr>
+          <w:rFonts w:ascii="Arial" w:hAnsi="Arial" w:cs="Arial"/>
+          <w:sz w:val="32"/>
+          <w:szCs w:val="32"/>
+        </w:rPr>
+        <w:t>.</w:t>
+      </w:r>
+      <w:bookmarkStart w:id="12" w:name="_Toc197205090"/>
+    </w:p>
+    <w:p>
+      <w:pPr>
+        <w:rPr>
+          <w:rFonts w:ascii="Arial" w:hAnsi="Arial" w:cs="Arial"/>
+          <w:sz w:val="32"/>
+          <w:szCs w:val="32"/>
+        </w:rPr>
+      </w:pPr>
+    </w:p>
+    <w:p>
+      <w:pPr>
+        <w:rPr>
+          <w:rFonts w:ascii="Arial" w:hAnsi="Arial" w:cs="Arial"/>
+          <w:sz w:val="32"/>
+          <w:szCs w:val="32"/>
+        </w:rPr>
+      </w:pPr>
+      <w:r>
+        <w:rPr>
+          <w:rFonts w:ascii="Arial" w:hAnsi="Arial" w:cs="Arial"/>
+          <w:color w:val="000000" w:themeColor="text1"/>
+          <w:sz w:val="36"/>
+          <w:szCs w:val="36"/>
+        </w:rPr>
+        <w:lastRenderedPageBreak/>
+        <w:t>Sprint 6</w:t>
+      </w:r>
+      <w:r>
+        <w:rPr>
+          <w:rFonts w:ascii="Arial" w:hAnsi="Arial" w:cs="Arial"/>
+          <w:color w:val="000000" w:themeColor="text1"/>
+          <w:sz w:val="36"/>
+          <w:szCs w:val="36"/>
+        </w:rPr>
+        <w:t>:</w:t>
+      </w:r>
+      <w:bookmarkEnd w:id="12"/>
+    </w:p>
+    <w:p/>
+    <w:p>
+      <w:pPr>
+        <w:rPr>
+          <w:rFonts w:ascii="Arial" w:hAnsi="Arial" w:cs="Arial"/>
+          <w:sz w:val="32"/>
+          <w:szCs w:val="32"/>
+        </w:rPr>
+      </w:pPr>
+      <w:r>
+        <w:rPr>
+          <w:rFonts w:ascii="Arial" w:hAnsi="Arial" w:cs="Arial"/>
+          <w:sz w:val="32"/>
+          <w:szCs w:val="32"/>
+        </w:rPr>
+        <w:t>Task</w:t>
+      </w:r>
+      <w:r>
+        <w:rPr>
+          <w:rFonts w:ascii="Arial" w:hAnsi="Arial" w:cs="Arial"/>
+          <w:sz w:val="32"/>
+          <w:szCs w:val="32"/>
+        </w:rPr>
+        <w:t xml:space="preserve"> </w:t>
+      </w:r>
+      <w:r>
+        <w:rPr>
+          <w:rFonts w:ascii="Arial" w:hAnsi="Arial" w:cs="Arial"/>
+          <w:sz w:val="32"/>
+          <w:szCs w:val="32"/>
+        </w:rPr>
+        <w:t>ID</w:t>
+      </w:r>
+      <w:r>
+        <w:rPr>
+          <w:rFonts w:ascii="Arial" w:hAnsi="Arial" w:cs="Arial"/>
+          <w:sz w:val="32"/>
+          <w:szCs w:val="32"/>
+        </w:rPr>
+        <w:t>: AA008</w:t>
+      </w:r>
+    </w:p>
+    <w:p>
+      <w:r>
+        <w:rPr>
+          <w:noProof/>
+        </w:rPr>
+        <w:drawing>
+          <wp:inline distT="0" distB="0" distL="0" distR="0" wp14:anchorId="717B8305" wp14:editId="75B8DE20">
+            <wp:extent cx="2428875" cy="609600"/>
+            <wp:effectExtent l="0" t="0" r="9525" b="0"/>
+            <wp:docPr id="16" name="Picture 16"/>
+            <wp:cNvGraphicFramePr>
+              <a:graphicFrameLocks xmlns:a="http://schemas.openxmlformats.org/drawingml/2006/main" noChangeAspect="1"/>
+            </wp:cNvGraphicFramePr>
+            <a:graphic xmlns:a="http://schemas.openxmlformats.org/drawingml/2006/main">
+              <a:graphicData uri="http://schemas.openxmlformats.org/drawingml/2006/picture">
+                <pic:pic xmlns:pic="http://schemas.openxmlformats.org/drawingml/2006/picture">
+                  <pic:nvPicPr>
+                    <pic:cNvPr id="1" name=""/>
+                    <pic:cNvPicPr/>
+                  </pic:nvPicPr>
+                  <pic:blipFill>
+                    <a:blip r:embed="rId27"/>
+                    <a:stretch>
+                      <a:fillRect/>
+                    </a:stretch>
+                  </pic:blipFill>
+                  <pic:spPr>
+                    <a:xfrm>
+                      <a:off x="0" y="0"/>
+                      <a:ext cx="2428875" cy="609600"/>
+                    </a:xfrm>
+                    <a:prstGeom prst="rect">
+                      <a:avLst/>
+                    </a:prstGeom>
+                  </pic:spPr>
+                </pic:pic>
+              </a:graphicData>
+            </a:graphic>
+          </wp:inline>
+        </w:drawing>
+      </w:r>
+    </w:p>
+    <w:p/>
+    <w:p>
+      <w:pPr>
+        <w:rPr>
+          <w:rFonts w:ascii="Arial" w:hAnsi="Arial" w:cs="Arial"/>
+          <w:sz w:val="32"/>
+          <w:szCs w:val="32"/>
+        </w:rPr>
+      </w:pPr>
+      <w:r>
+        <w:rPr>
+          <w:rFonts w:ascii="Arial" w:hAnsi="Arial" w:cs="Arial"/>
+          <w:sz w:val="32"/>
+          <w:szCs w:val="32"/>
+        </w:rPr>
+        <w:t>I created a small part in the to do list code that allows users to edit there tasks</w:t>
+      </w:r>
+    </w:p>
+    <w:p>
+      <w:pPr>
+        <w:rPr>
+          <w:rFonts w:ascii="Arial" w:hAnsi="Arial" w:cs="Arial"/>
+          <w:sz w:val="32"/>
+          <w:szCs w:val="32"/>
+        </w:rPr>
+      </w:pPr>
+      <w:r>
+        <w:rPr>
+          <w:noProof/>
+        </w:rPr>
+        <w:drawing>
+          <wp:inline distT="0" distB="0" distL="0" distR="0" wp14:anchorId="41347868" wp14:editId="421ADB7C">
+            <wp:extent cx="4813225" cy="6113721"/>
+            <wp:effectExtent l="0" t="0" r="6985" b="1905"/>
+            <wp:docPr id="17" name="Picture 17"/>
+            <wp:cNvGraphicFramePr>
+              <a:graphicFrameLocks xmlns:a="http://schemas.openxmlformats.org/drawingml/2006/main" noChangeAspect="1"/>
+            </wp:cNvGraphicFramePr>
+            <a:graphic xmlns:a="http://schemas.openxmlformats.org/drawingml/2006/main">
+              <a:graphicData uri="http://schemas.openxmlformats.org/drawingml/2006/picture">
+                <pic:pic xmlns:pic="http://schemas.openxmlformats.org/drawingml/2006/picture">
+                  <pic:nvPicPr>
+                    <pic:cNvPr id="1" name=""/>
+                    <pic:cNvPicPr/>
+                  </pic:nvPicPr>
+                  <pic:blipFill>
+                    <a:blip r:embed="rId28"/>
+                    <a:stretch>
+                      <a:fillRect/>
+                    </a:stretch>
+                  </pic:blipFill>
+                  <pic:spPr>
+                    <a:xfrm>
+                      <a:off x="0" y="0"/>
+                      <a:ext cx="4831589" cy="6137047"/>
+                    </a:xfrm>
+                    <a:prstGeom prst="rect">
+                      <a:avLst/>
+                    </a:prstGeom>
+                  </pic:spPr>
+                </pic:pic>
+              </a:graphicData>
+            </a:graphic>
+          </wp:inline>
+        </w:drawing>
+      </w:r>
+    </w:p>
+    <w:p>
+      <w:pPr>
+        <w:rPr>
+          <w:rFonts w:ascii="Arial" w:hAnsi="Arial" w:cs="Arial"/>
+          <w:sz w:val="32"/>
+          <w:szCs w:val="32"/>
+        </w:rPr>
+      </w:pPr>
+    </w:p>
+    <w:p>
+      <w:pPr>
+        <w:rPr>
+          <w:rFonts w:ascii="Arial" w:hAnsi="Arial" w:cs="Arial"/>
+          <w:sz w:val="32"/>
+          <w:szCs w:val="32"/>
+        </w:rPr>
+      </w:pPr>
+      <w:r>
+        <w:rPr>
+          <w:rFonts w:ascii="Arial" w:hAnsi="Arial" w:cs="Arial"/>
+          <w:sz w:val="32"/>
+          <w:szCs w:val="32"/>
+        </w:rPr>
+        <w:t xml:space="preserve">This part code that takes what users typed as change then goes to database </w:t>
+      </w:r>
+      <w:r>
+        <w:rPr>
+          <w:rFonts w:ascii="Arial" w:hAnsi="Arial" w:cs="Arial"/>
+          <w:sz w:val="32"/>
+          <w:szCs w:val="32"/>
+        </w:rPr>
+        <w:t>and if there fields that have not been changed they stay the same.</w:t>
+      </w:r>
+    </w:p>
+    <w:p>
+      <w:pPr>
+        <w:rPr>
+          <w:rFonts w:ascii="Arial" w:hAnsi="Arial" w:cs="Arial"/>
+          <w:sz w:val="32"/>
+          <w:szCs w:val="32"/>
+        </w:rPr>
+      </w:pPr>
+    </w:p>
+    <w:p>
+      <w:pPr>
+        <w:rPr>
+          <w:rFonts w:ascii="Arial" w:hAnsi="Arial" w:cs="Arial"/>
+          <w:sz w:val="32"/>
+          <w:szCs w:val="32"/>
+        </w:rPr>
+      </w:pPr>
+    </w:p>
+    <w:p>
+      <w:pPr>
+        <w:rPr>
+          <w:rFonts w:ascii="Arial" w:hAnsi="Arial" w:cs="Arial"/>
+          <w:sz w:val="32"/>
+          <w:szCs w:val="32"/>
+        </w:rPr>
+      </w:pPr>
+    </w:p>
+    <w:p>
+      <w:pPr>
+        <w:rPr>
+          <w:rFonts w:ascii="Arial" w:hAnsi="Arial" w:cs="Arial"/>
+          <w:sz w:val="32"/>
+          <w:szCs w:val="32"/>
+        </w:rPr>
+      </w:pPr>
+    </w:p>
+    <w:p>
+      <w:pPr>
+        <w:rPr>
+          <w:rFonts w:ascii="Arial" w:hAnsi="Arial" w:cs="Arial"/>
+          <w:sz w:val="32"/>
+          <w:szCs w:val="32"/>
+        </w:rPr>
+      </w:pPr>
+    </w:p>
+    <w:p>
+      <w:pPr>
+        <w:rPr>
+          <w:rFonts w:ascii="Arial" w:hAnsi="Arial" w:cs="Arial"/>
+          <w:sz w:val="32"/>
+          <w:szCs w:val="32"/>
+        </w:rPr>
+      </w:pPr>
+    </w:p>
+    <w:p>
+      <w:pPr>
+        <w:rPr>
+          <w:rFonts w:ascii="Arial" w:hAnsi="Arial" w:cs="Arial"/>
+          <w:sz w:val="32"/>
+          <w:szCs w:val="32"/>
+        </w:rPr>
+      </w:pPr>
+    </w:p>
+    <w:p>
+      <w:pPr>
+        <w:rPr>
+          <w:rFonts w:ascii="Arial" w:hAnsi="Arial" w:cs="Arial"/>
+          <w:sz w:val="32"/>
+          <w:szCs w:val="32"/>
+        </w:rPr>
+      </w:pPr>
+    </w:p>
+    <w:p>
+      <w:pPr>
+        <w:rPr>
+          <w:rFonts w:ascii="Arial" w:hAnsi="Arial" w:cs="Arial"/>
+          <w:sz w:val="32"/>
+          <w:szCs w:val="32"/>
+        </w:rPr>
+      </w:pPr>
+    </w:p>
+    <w:p>
+      <w:pPr>
+        <w:rPr>
+          <w:rFonts w:ascii="Arial" w:hAnsi="Arial" w:cs="Arial"/>
+          <w:sz w:val="32"/>
+          <w:szCs w:val="32"/>
+        </w:rPr>
+      </w:pPr>
+    </w:p>
+    <w:p>
+      <w:pPr>
+        <w:rPr>
+          <w:rFonts w:ascii="Arial" w:hAnsi="Arial" w:cs="Arial"/>
+          <w:sz w:val="32"/>
+          <w:szCs w:val="32"/>
+        </w:rPr>
+      </w:pPr>
+    </w:p>
+    <w:p>
+      <w:pPr>
+        <w:rPr>
+          <w:rFonts w:ascii="Arial" w:hAnsi="Arial" w:cs="Arial"/>
+          <w:sz w:val="32"/>
+          <w:szCs w:val="32"/>
+        </w:rPr>
+      </w:pPr>
+    </w:p>
+    <w:p>
+      <w:pPr>
+        <w:rPr>
+          <w:rFonts w:ascii="Arial" w:hAnsi="Arial" w:cs="Arial"/>
+          <w:sz w:val="32"/>
+          <w:szCs w:val="32"/>
+        </w:rPr>
+      </w:pPr>
+    </w:p>
+    <w:p>
+      <w:pPr>
+        <w:rPr>
+          <w:rFonts w:ascii="Arial" w:hAnsi="Arial" w:cs="Arial"/>
+          <w:sz w:val="32"/>
+          <w:szCs w:val="32"/>
+        </w:rPr>
+      </w:pPr>
+    </w:p>
+    <w:p>
+      <w:pPr>
+        <w:rPr>
+          <w:rFonts w:ascii="Arial" w:hAnsi="Arial" w:cs="Arial"/>
+          <w:sz w:val="32"/>
+          <w:szCs w:val="32"/>
+        </w:rPr>
+      </w:pPr>
+    </w:p>
+    <w:p>
+      <w:pPr>
+        <w:rPr>
+          <w:rFonts w:ascii="Arial" w:hAnsi="Arial" w:cs="Arial"/>
+          <w:sz w:val="32"/>
+          <w:szCs w:val="32"/>
+        </w:rPr>
+      </w:pPr>
+    </w:p>
+    <w:p>
+      <w:pPr>
+        <w:rPr>
+          <w:rFonts w:ascii="Arial" w:hAnsi="Arial" w:cs="Arial"/>
+          <w:sz w:val="32"/>
+          <w:szCs w:val="32"/>
+        </w:rPr>
+      </w:pPr>
+    </w:p>
+    <w:p>
+      <w:pPr>
+        <w:rPr>
+          <w:rFonts w:ascii="Arial" w:hAnsi="Arial" w:cs="Arial"/>
+          <w:sz w:val="32"/>
+          <w:szCs w:val="32"/>
+        </w:rPr>
+      </w:pPr>
+    </w:p>
+    <w:p>
+      <w:pPr>
+        <w:rPr>
+          <w:rFonts w:ascii="Arial" w:hAnsi="Arial" w:cs="Arial"/>
+          <w:sz w:val="32"/>
+          <w:szCs w:val="32"/>
+        </w:rPr>
+      </w:pPr>
+    </w:p>
+    <w:p>
+      <w:pPr>
+        <w:rPr>
+          <w:rFonts w:ascii="Arial" w:hAnsi="Arial" w:cs="Arial"/>
+          <w:sz w:val="32"/>
+          <w:szCs w:val="32"/>
+        </w:rPr>
+      </w:pPr>
+    </w:p>
+    <w:p>
+      <w:pPr>
+        <w:rPr>
+          <w:rFonts w:ascii="Arial" w:hAnsi="Arial" w:cs="Arial"/>
+          <w:sz w:val="32"/>
+          <w:szCs w:val="32"/>
+        </w:rPr>
+      </w:pPr>
+    </w:p>
+    <w:p>
+      <w:pPr>
+        <w:rPr>
+          <w:rFonts w:ascii="Arial" w:hAnsi="Arial" w:cs="Arial"/>
+          <w:sz w:val="32"/>
+          <w:szCs w:val="32"/>
+        </w:rPr>
+      </w:pPr>
+    </w:p>
+    <w:p>
+      <w:pPr>
+        <w:rPr>
+          <w:rFonts w:ascii="Arial" w:hAnsi="Arial" w:cs="Arial"/>
+          <w:sz w:val="32"/>
+          <w:szCs w:val="32"/>
+        </w:rPr>
+      </w:pPr>
+    </w:p>
+    <w:p>
+      <w:pPr>
+        <w:rPr>
+          <w:rFonts w:ascii="Arial" w:hAnsi="Arial" w:cs="Arial"/>
+          <w:sz w:val="32"/>
+          <w:szCs w:val="32"/>
+        </w:rPr>
+      </w:pPr>
+    </w:p>
+    <w:p>
+      <w:pPr>
+        <w:rPr>
+          <w:rFonts w:ascii="Arial" w:hAnsi="Arial" w:cs="Arial"/>
+          <w:sz w:val="32"/>
+          <w:szCs w:val="32"/>
+        </w:rPr>
+      </w:pPr>
+    </w:p>
+    <w:p>
+      <w:pPr>
+        <w:rPr>
+          <w:rFonts w:ascii="Arial" w:hAnsi="Arial" w:cs="Arial"/>
+          <w:sz w:val="32"/>
+          <w:szCs w:val="32"/>
+        </w:rPr>
+      </w:pPr>
+    </w:p>
+    <w:p>
+      <w:pPr>
+        <w:rPr>
+          <w:rFonts w:ascii="Arial" w:hAnsi="Arial" w:cs="Arial"/>
+          <w:sz w:val="32"/>
+          <w:szCs w:val="32"/>
+        </w:rPr>
+      </w:pPr>
+    </w:p>
+    <w:p>
+      <w:pPr>
+        <w:rPr>
+          <w:rFonts w:ascii="Arial" w:hAnsi="Arial" w:cs="Arial"/>
+          <w:sz w:val="32"/>
+          <w:szCs w:val="32"/>
+        </w:rPr>
+      </w:pPr>
+    </w:p>
+    <w:p>
+      <w:pPr>
+        <w:rPr>
+          <w:rFonts w:ascii="Arial" w:hAnsi="Arial" w:cs="Arial"/>
+          <w:sz w:val="32"/>
+          <w:szCs w:val="32"/>
+        </w:rPr>
+      </w:pPr>
+    </w:p>
+    <w:p>
+      <w:pPr>
+        <w:rPr>
+          <w:rFonts w:ascii="Arial" w:hAnsi="Arial" w:cs="Arial"/>
+          <w:sz w:val="32"/>
+          <w:szCs w:val="32"/>
+        </w:rPr>
+      </w:pPr>
+    </w:p>
+    <w:p>
+      <w:pPr>
+        <w:rPr>
+          <w:rFonts w:ascii="Arial" w:hAnsi="Arial" w:cs="Arial"/>
+          <w:sz w:val="32"/>
+          <w:szCs w:val="32"/>
+        </w:rPr>
+      </w:pPr>
+    </w:p>
+    <w:p>
+      <w:pPr>
+        <w:pStyle w:val="Heading1"/>
+        <w:rPr>
+          <w:rFonts w:ascii="Arial" w:hAnsi="Arial" w:cs="Arial"/>
+          <w:color w:val="000000" w:themeColor="text1"/>
+          <w:sz w:val="36"/>
+          <w:szCs w:val="36"/>
+        </w:rPr>
+      </w:pPr>
+      <w:bookmarkStart w:id="13" w:name="_Toc197205091"/>
+      <w:r>
+        <w:rPr>
+          <w:rFonts w:ascii="Arial" w:hAnsi="Arial" w:cs="Arial"/>
+          <w:color w:val="000000" w:themeColor="text1"/>
+          <w:sz w:val="36"/>
+          <w:szCs w:val="36"/>
+        </w:rPr>
+        <w:lastRenderedPageBreak/>
+        <w:t>Quality of Modeling:</w:t>
+      </w:r>
+      <w:bookmarkEnd w:id="13"/>
+    </w:p>
+    <w:p/>
+    <w:p>
+      <w:pPr>
+        <w:pStyle w:val="Heading2"/>
+        <w:rPr>
+          <w:rFonts w:ascii="Arial" w:hAnsi="Arial" w:cs="Arial"/>
+          <w:color w:val="000000" w:themeColor="text1"/>
+          <w:sz w:val="32"/>
+          <w:szCs w:val="32"/>
+        </w:rPr>
+      </w:pPr>
+      <w:r>
+        <w:rPr>
+          <w:rFonts w:ascii="Arial" w:hAnsi="Arial" w:cs="Arial"/>
+          <w:color w:val="000000" w:themeColor="text1"/>
+          <w:sz w:val="32"/>
+          <w:szCs w:val="32"/>
+        </w:rPr>
+        <w:t>Scalability:</w:t>
+      </w:r>
+    </w:p>
+    <w:p>
+      <w:pPr>
+        <w:rPr>
+          <w:rFonts w:ascii="Arial" w:hAnsi="Arial" w:cs="Arial"/>
+          <w:color w:val="000000" w:themeColor="text1"/>
+          <w:sz w:val="28"/>
+          <w:szCs w:val="28"/>
+        </w:rPr>
+      </w:pPr>
+    </w:p>
+    <w:p>
+      <w:pPr>
+        <w:rPr>
+          <w:rFonts w:ascii="Arial" w:hAnsi="Arial" w:cs="Arial"/>
+          <w:color w:val="000000" w:themeColor="text1"/>
+          <w:sz w:val="28"/>
+          <w:szCs w:val="28"/>
+        </w:rPr>
+      </w:pPr>
+      <w:r>
+        <w:rPr>
+          <w:rFonts w:ascii="Arial" w:hAnsi="Arial" w:cs="Arial"/>
+          <w:color w:val="000000" w:themeColor="text1"/>
+          <w:sz w:val="28"/>
+          <w:szCs w:val="28"/>
+        </w:rPr>
+        <w:t>The project is scalable and can expand and improved further more.</w:t>
+      </w:r>
+    </w:p>
+    <w:p>
+      <w:pPr>
+        <w:rPr>
+          <w:rFonts w:ascii="Arial" w:hAnsi="Arial" w:cs="Arial"/>
+          <w:color w:val="000000" w:themeColor="text1"/>
+          <w:sz w:val="28"/>
+          <w:szCs w:val="28"/>
+        </w:rPr>
+      </w:pPr>
+    </w:p>
+    <w:p>
+      <w:pPr>
+        <w:pStyle w:val="Heading2"/>
+        <w:rPr>
+          <w:rFonts w:ascii="Arial" w:hAnsi="Arial" w:cs="Arial"/>
+          <w:color w:val="000000" w:themeColor="text1"/>
+          <w:sz w:val="32"/>
+          <w:szCs w:val="32"/>
+        </w:rPr>
+      </w:pPr>
+      <w:r>
+        <w:rPr>
+          <w:rStyle w:val="Strong"/>
+          <w:rFonts w:ascii="Arial" w:hAnsi="Arial" w:cs="Arial"/>
+          <w:b w:val="0"/>
+          <w:bCs w:val="0"/>
+          <w:color w:val="000000" w:themeColor="text1"/>
+          <w:sz w:val="32"/>
+          <w:szCs w:val="32"/>
+        </w:rPr>
+        <w:t>Clarity and Simplicity</w:t>
+      </w:r>
+      <w:r>
+        <w:rPr>
+          <w:rFonts w:ascii="Arial" w:hAnsi="Arial" w:cs="Arial"/>
+          <w:color w:val="000000" w:themeColor="text1"/>
+          <w:sz w:val="32"/>
+          <w:szCs w:val="32"/>
+        </w:rPr>
+        <w:t>:</w:t>
+      </w:r>
+    </w:p>
+    <w:p>
+      <w:pPr>
+        <w:rPr>
+          <w:rFonts w:ascii="Arial" w:hAnsi="Arial" w:cs="Arial"/>
+          <w:color w:val="000000" w:themeColor="text1"/>
+          <w:sz w:val="32"/>
+          <w:szCs w:val="32"/>
+        </w:rPr>
+      </w:pPr>
+    </w:p>
+    <w:p>
+      <w:pPr>
+        <w:rPr>
+          <w:rFonts w:ascii="Arial" w:hAnsi="Arial" w:cs="Arial"/>
+          <w:color w:val="000000" w:themeColor="text1"/>
+          <w:sz w:val="28"/>
+          <w:szCs w:val="28"/>
+        </w:rPr>
+      </w:pPr>
+      <w:r>
+        <w:rPr>
+          <w:rFonts w:ascii="Arial" w:hAnsi="Arial" w:cs="Arial"/>
+          <w:color w:val="000000" w:themeColor="text1"/>
+          <w:sz w:val="28"/>
+          <w:szCs w:val="28"/>
+        </w:rPr>
+        <w:t>The code was structured well and clearly written and database links with relationships between tables</w:t>
+      </w:r>
+      <w:r>
+        <w:rPr>
+          <w:rFonts w:ascii="Arial" w:hAnsi="Arial" w:cs="Arial"/>
+          <w:color w:val="000000" w:themeColor="text1"/>
+          <w:sz w:val="28"/>
+          <w:szCs w:val="28"/>
+        </w:rPr>
+        <w:t>.</w:t>
+      </w:r>
+    </w:p>
+    <w:p>
+      <w:pPr>
+        <w:rPr>
+          <w:rFonts w:ascii="Arial" w:hAnsi="Arial" w:cs="Arial"/>
+          <w:color w:val="000000" w:themeColor="text1"/>
+          <w:sz w:val="32"/>
+          <w:szCs w:val="32"/>
+        </w:rPr>
+      </w:pPr>
+    </w:p>
+    <w:p>
+      <w:pPr>
+        <w:pStyle w:val="Heading2"/>
+        <w:rPr>
+          <w:rFonts w:ascii="Arial" w:hAnsi="Arial" w:cs="Arial"/>
+          <w:b/>
+          <w:bCs/>
+          <w:color w:val="000000" w:themeColor="text1"/>
+          <w:sz w:val="32"/>
+          <w:szCs w:val="32"/>
+        </w:rPr>
+      </w:pPr>
+      <w:r>
+        <w:rPr>
+          <w:rStyle w:val="Strong"/>
+          <w:rFonts w:ascii="Arial" w:hAnsi="Arial" w:cs="Arial"/>
+          <w:b w:val="0"/>
+          <w:bCs w:val="0"/>
+          <w:color w:val="000000" w:themeColor="text1"/>
+          <w:sz w:val="32"/>
+          <w:szCs w:val="32"/>
+        </w:rPr>
+        <w:t>Alignment with User Goals</w:t>
+      </w:r>
+      <w:r>
+        <w:rPr>
+          <w:rFonts w:ascii="Arial" w:hAnsi="Arial" w:cs="Arial"/>
+          <w:b/>
+          <w:bCs/>
+          <w:color w:val="000000" w:themeColor="text1"/>
+          <w:sz w:val="32"/>
+          <w:szCs w:val="32"/>
+        </w:rPr>
+        <w:t>:</w:t>
+      </w:r>
+    </w:p>
+    <w:p>
+      <w:pPr>
+        <w:rPr>
+          <w:rFonts w:ascii="Arial" w:hAnsi="Arial" w:cs="Arial"/>
+          <w:sz w:val="32"/>
+          <w:szCs w:val="32"/>
+        </w:rPr>
+      </w:pPr>
+    </w:p>
+    <w:p>
+      <w:pPr>
+        <w:rPr>
+          <w:rFonts w:ascii="Arial" w:hAnsi="Arial" w:cs="Arial"/>
+          <w:sz w:val="28"/>
+          <w:szCs w:val="28"/>
+        </w:rPr>
+      </w:pPr>
+      <w:r>
+        <w:rPr>
+          <w:rFonts w:ascii="Arial" w:hAnsi="Arial" w:cs="Arial"/>
+          <w:sz w:val="28"/>
+          <w:szCs w:val="28"/>
+        </w:rPr>
+        <w:t xml:space="preserve">All goals that were set for the project were completed and goals </w:t>
+      </w:r>
+      <w:r>
+        <w:rPr>
+          <w:rFonts w:ascii="Arial" w:hAnsi="Arial" w:cs="Arial"/>
+          <w:sz w:val="28"/>
+          <w:szCs w:val="28"/>
+        </w:rPr>
+        <w:t>and aligned with user requirements</w:t>
+      </w:r>
+      <w:r>
+        <w:rPr>
+          <w:rFonts w:ascii="Arial" w:hAnsi="Arial" w:cs="Arial"/>
+          <w:sz w:val="28"/>
+          <w:szCs w:val="28"/>
+        </w:rPr>
+        <w:t>.</w:t>
+      </w:r>
+    </w:p>
+    <w:p>
+      <w:pPr>
+        <w:rPr>
+          <w:rFonts w:ascii="Arial" w:hAnsi="Arial" w:cs="Arial"/>
+          <w:sz w:val="32"/>
+          <w:szCs w:val="32"/>
+        </w:rPr>
+      </w:pPr>
+    </w:p>
+    <w:p>
+      <w:pPr>
+        <w:rPr>
+          <w:rFonts w:ascii="Arial" w:hAnsi="Arial" w:cs="Arial"/>
+          <w:sz w:val="32"/>
+          <w:szCs w:val="32"/>
+        </w:rPr>
+      </w:pPr>
+    </w:p>
+    <w:p>
+      <w:pPr>
+        <w:rPr>
+          <w:rFonts w:ascii="Arial" w:hAnsi="Arial" w:cs="Arial"/>
+          <w:sz w:val="32"/>
+          <w:szCs w:val="32"/>
+        </w:rPr>
+      </w:pPr>
+    </w:p>
+    <w:p>
+      <w:pPr>
+        <w:rPr>
+          <w:rFonts w:ascii="Arial" w:hAnsi="Arial" w:cs="Arial"/>
+          <w:sz w:val="32"/>
+          <w:szCs w:val="32"/>
+        </w:rPr>
+      </w:pPr>
+    </w:p>
+    <w:p>
+      <w:pPr>
+        <w:pStyle w:val="Heading1"/>
+        <w:rPr>
+          <w:rFonts w:ascii="Arial" w:hAnsi="Arial" w:cs="Arial"/>
+          <w:color w:val="000000" w:themeColor="text1"/>
+          <w:sz w:val="36"/>
+          <w:szCs w:val="36"/>
+        </w:rPr>
+      </w:pPr>
+      <w:bookmarkStart w:id="14" w:name="_Toc197205092"/>
+      <w:r>
+        <w:rPr>
+          <w:rFonts w:ascii="Arial" w:hAnsi="Arial" w:cs="Arial"/>
+          <w:color w:val="000000" w:themeColor="text1"/>
+          <w:sz w:val="36"/>
+          <w:szCs w:val="36"/>
+        </w:rPr>
+        <w:t>Conclusion:</w:t>
+      </w:r>
+      <w:bookmarkEnd w:id="14"/>
+    </w:p>
+    <w:p/>
+    <w:p>
+      <w:pPr>
+        <w:rPr>
+          <w:rFonts w:ascii="Arial" w:hAnsi="Arial" w:cs="Arial"/>
+          <w:sz w:val="32"/>
+          <w:szCs w:val="32"/>
+        </w:rPr>
+      </w:pPr>
+      <w:r>
+        <w:rPr>
+          <w:rFonts w:ascii="Arial" w:hAnsi="Arial" w:cs="Arial"/>
+          <w:sz w:val="32"/>
+          <w:szCs w:val="32"/>
+        </w:rPr>
+        <w:t xml:space="preserve">In conclusion, we were successful in creating full working app with a backend and frontend servers </w:t>
+      </w:r>
+      <w:r>
+        <w:rPr>
+          <w:rFonts w:ascii="Arial" w:hAnsi="Arial" w:cs="Arial"/>
+          <w:sz w:val="32"/>
+          <w:szCs w:val="32"/>
+        </w:rPr>
+        <w:t xml:space="preserve">and website is working as intended </w:t>
+      </w:r>
+      <w:r>
+        <w:rPr>
+          <w:rFonts w:ascii="Arial" w:hAnsi="Arial" w:cs="Arial"/>
+          <w:sz w:val="32"/>
+          <w:szCs w:val="32"/>
+        </w:rPr>
+        <w:t>that my contribution to project I completed 9 tasks out of 28 tasks</w:t>
+      </w:r>
+      <w:r>
+        <w:rPr>
+          <w:rFonts w:ascii="Arial" w:hAnsi="Arial" w:cs="Arial"/>
+          <w:sz w:val="32"/>
+          <w:szCs w:val="32"/>
+        </w:rPr>
+        <w:t>.</w:t>
+      </w:r>
+    </w:p>
+    <w:p>
+      <w:pPr>
+        <w:rPr>
+          <w:rFonts w:ascii="Arial" w:hAnsi="Arial" w:cs="Arial"/>
+          <w:sz w:val="28"/>
+          <w:szCs w:val="28"/>
+        </w:rPr>
+      </w:pPr>
     </w:p>
     <w:sectPr>
       <w:pgSz w:w="12240" w:h="15840"/>
@@ -103,7 +4841,7 @@
     <w:lsdException w:name="Closing" w:semiHidden="1" w:unhideWhenUsed="1"/>
     <w:lsdException w:name="Signature" w:semiHidden="1" w:unhideWhenUsed="1"/>
     <w:lsdException w:name="Default Paragraph Font" w:semiHidden="1" w:uiPriority="1" w:unhideWhenUsed="1"/>
-    <w:lsdException w:name="Body Text" w:semiHidden="1" w:unhideWhenUsed="1"/>
+    <w:lsdException w:name="Body Text" w:semiHidden="1" w:uiPriority="1" w:unhideWhenUsed="1" w:qFormat="1"/>
     <w:lsdException w:name="Body Text Indent" w:semiHidden="1" w:unhideWhenUsed="1"/>
     <w:lsdException w:name="List Continue" w:semiHidden="1" w:unhideWhenUsed="1"/>
     <w:lsdException w:name="List Continue 2" w:semiHidden="1" w:unhideWhenUsed="1"/>
@@ -412,6 +5150,79 @@
   <w:style w:type="paragraph" w:default="1" w:styleId="Normal">
     <w:name w:val="Normal"/>
     <w:qFormat/>
+    <w:rsid w:val="00682D0F"/>
+    <w:pPr>
+      <w:widowControl w:val="0"/>
+      <w:autoSpaceDE w:val="0"/>
+      <w:autoSpaceDN w:val="0"/>
+      <w:spacing w:after="0" w:line="240" w:lineRule="auto"/>
+    </w:pPr>
+    <w:rPr>
+      <w:rFonts w:ascii="Calibri" w:eastAsia="Calibri" w:hAnsi="Calibri" w:cs="Calibri"/>
+    </w:rPr>
+  </w:style>
+  <w:style w:type="paragraph" w:styleId="Heading1">
+    <w:name w:val="heading 1"/>
+    <w:basedOn w:val="Normal"/>
+    <w:next w:val="Normal"/>
+    <w:link w:val="Heading1Char"/>
+    <w:uiPriority w:val="9"/>
+    <w:qFormat/>
+    <w:rsid w:val="005D1E24"/>
+    <w:pPr>
+      <w:keepNext/>
+      <w:keepLines/>
+      <w:spacing w:before="240"/>
+      <w:outlineLvl w:val="0"/>
+    </w:pPr>
+    <w:rPr>
+      <w:rFonts w:asciiTheme="majorHAnsi" w:eastAsiaTheme="majorEastAsia" w:hAnsiTheme="majorHAnsi" w:cstheme="majorBidi"/>
+      <w:color w:val="2E74B5" w:themeColor="accent1" w:themeShade="BF"/>
+      <w:sz w:val="32"/>
+      <w:szCs w:val="32"/>
+    </w:rPr>
+  </w:style>
+  <w:style w:type="paragraph" w:styleId="Heading2">
+    <w:name w:val="heading 2"/>
+    <w:basedOn w:val="Normal"/>
+    <w:next w:val="Normal"/>
+    <w:link w:val="Heading2Char"/>
+    <w:uiPriority w:val="9"/>
+    <w:unhideWhenUsed/>
+    <w:qFormat/>
+    <w:rsid w:val="007276FD"/>
+    <w:pPr>
+      <w:keepNext/>
+      <w:keepLines/>
+      <w:spacing w:before="40"/>
+      <w:outlineLvl w:val="1"/>
+    </w:pPr>
+    <w:rPr>
+      <w:rFonts w:asciiTheme="majorHAnsi" w:eastAsiaTheme="majorEastAsia" w:hAnsiTheme="majorHAnsi" w:cstheme="majorBidi"/>
+      <w:color w:val="2E74B5" w:themeColor="accent1" w:themeShade="BF"/>
+      <w:sz w:val="26"/>
+      <w:szCs w:val="26"/>
+    </w:rPr>
+  </w:style>
+  <w:style w:type="paragraph" w:styleId="Heading3">
+    <w:name w:val="heading 3"/>
+    <w:basedOn w:val="Normal"/>
+    <w:link w:val="Heading3Char"/>
+    <w:uiPriority w:val="9"/>
+    <w:unhideWhenUsed/>
+    <w:qFormat/>
+    <w:rsid w:val="00682D0F"/>
+    <w:pPr>
+      <w:ind w:left="2016" w:hanging="360"/>
+      <w:outlineLvl w:val="2"/>
+    </w:pPr>
+    <w:rPr>
+      <w:rFonts w:ascii="Times New Roman" w:eastAsia="Times New Roman" w:hAnsi="Times New Roman" w:cs="Times New Roman"/>
+      <w:b/>
+      <w:bCs/>
+      <w:sz w:val="24"/>
+      <w:szCs w:val="24"/>
+    </w:rPr>
   </w:style>
   <w:style w:type="character" w:default="1" w:styleId="DefaultParagraphFont">
     <w:name w:val="Default Paragraph Font"/>
@@ -439,6 +5250,155 @@
     <w:uiPriority w:val="99"/>
     <w:semiHidden/>
     <w:unhideWhenUsed/>
+  </w:style>
+  <w:style w:type="character" w:customStyle="1" w:styleId="Heading3Char">
+    <w:name w:val="Heading 3 Char"/>
+    <w:basedOn w:val="DefaultParagraphFont"/>
+    <w:link w:val="Heading3"/>
+    <w:uiPriority w:val="9"/>
+    <w:rsid w:val="00682D0F"/>
+    <w:rPr>
+      <w:rFonts w:ascii="Times New Roman" w:eastAsia="Times New Roman" w:hAnsi="Times New Roman" w:cs="Times New Roman"/>
+      <w:b/>
+      <w:bCs/>
+      <w:sz w:val="24"/>
+      <w:szCs w:val="24"/>
+    </w:rPr>
+  </w:style>
+  <w:style w:type="paragraph" w:styleId="BodyText">
+    <w:name w:val="Body Text"/>
+    <w:basedOn w:val="Normal"/>
+    <w:link w:val="BodyTextChar"/>
+    <w:uiPriority w:val="1"/>
+    <w:qFormat/>
+    <w:rsid w:val="00682D0F"/>
+  </w:style>
+  <w:style w:type="character" w:customStyle="1" w:styleId="BodyTextChar">
+    <w:name w:val="Body Text Char"/>
+    <w:basedOn w:val="DefaultParagraphFont"/>
+    <w:link w:val="BodyText"/>
+    <w:uiPriority w:val="1"/>
+    <w:rsid w:val="00682D0F"/>
+    <w:rPr>
+      <w:rFonts w:ascii="Calibri" w:eastAsia="Calibri" w:hAnsi="Calibri" w:cs="Calibri"/>
+    </w:rPr>
+  </w:style>
+  <w:style w:type="character" w:customStyle="1" w:styleId="Heading1Char">
+    <w:name w:val="Heading 1 Char"/>
+    <w:basedOn w:val="DefaultParagraphFont"/>
+    <w:link w:val="Heading1"/>
+    <w:uiPriority w:val="9"/>
+    <w:rsid w:val="005D1E24"/>
+    <w:rPr>
+      <w:rFonts w:asciiTheme="majorHAnsi" w:eastAsiaTheme="majorEastAsia" w:hAnsiTheme="majorHAnsi" w:cstheme="majorBidi"/>
+      <w:color w:val="2E74B5" w:themeColor="accent1" w:themeShade="BF"/>
+      <w:sz w:val="32"/>
+      <w:szCs w:val="32"/>
+    </w:rPr>
+  </w:style>
+  <w:style w:type="paragraph" w:styleId="TOCHeading">
+    <w:name w:val="TOC Heading"/>
+    <w:basedOn w:val="Heading1"/>
+    <w:next w:val="Normal"/>
+    <w:uiPriority w:val="39"/>
+    <w:unhideWhenUsed/>
+    <w:qFormat/>
+    <w:rsid w:val="005D1E24"/>
+    <w:pPr>
+      <w:widowControl/>
+      <w:autoSpaceDE/>
+      <w:autoSpaceDN/>
+      <w:spacing w:line="259" w:lineRule="auto"/>
+      <w:outlineLvl w:val="9"/>
+    </w:pPr>
+  </w:style>
+  <w:style w:type="paragraph" w:styleId="TOC3">
+    <w:name w:val="toc 3"/>
+    <w:basedOn w:val="Normal"/>
+    <w:next w:val="Normal"/>
+    <w:autoRedefine/>
+    <w:uiPriority w:val="39"/>
+    <w:unhideWhenUsed/>
+    <w:rsid w:val="005D1E24"/>
+    <w:pPr>
+      <w:spacing w:after="100"/>
+      <w:ind w:left="440"/>
+    </w:pPr>
+  </w:style>
+  <w:style w:type="character" w:styleId="Hyperlink">
+    <w:name w:val="Hyperlink"/>
+    <w:basedOn w:val="DefaultParagraphFont"/>
+    <w:uiPriority w:val="99"/>
+    <w:unhideWhenUsed/>
+    <w:rsid w:val="005D1E24"/>
+    <w:rPr>
+      <w:color w:val="0563C1" w:themeColor="hyperlink"/>
+      <w:u w:val="single"/>
+    </w:rPr>
+  </w:style>
+  <w:style w:type="paragraph" w:styleId="NoSpacing">
+    <w:name w:val="No Spacing"/>
+    <w:uiPriority w:val="1"/>
+    <w:qFormat/>
+    <w:rsid w:val="00DB5331"/>
+    <w:pPr>
+      <w:widowControl w:val="0"/>
+      <w:autoSpaceDE w:val="0"/>
+      <w:autoSpaceDN w:val="0"/>
+      <w:spacing w:after="0" w:line="240" w:lineRule="auto"/>
+    </w:pPr>
+    <w:rPr>
+      <w:rFonts w:ascii="Calibri" w:eastAsia="Calibri" w:hAnsi="Calibri" w:cs="Calibri"/>
+    </w:rPr>
+  </w:style>
+  <w:style w:type="paragraph" w:styleId="TOC1">
+    <w:name w:val="toc 1"/>
+    <w:basedOn w:val="Normal"/>
+    <w:next w:val="Normal"/>
+    <w:autoRedefine/>
+    <w:uiPriority w:val="39"/>
+    <w:unhideWhenUsed/>
+    <w:rsid w:val="00FE295E"/>
+    <w:pPr>
+      <w:spacing w:after="100"/>
+    </w:pPr>
+  </w:style>
+  <w:style w:type="character" w:customStyle="1" w:styleId="Heading2Char">
+    <w:name w:val="Heading 2 Char"/>
+    <w:basedOn w:val="DefaultParagraphFont"/>
+    <w:link w:val="Heading2"/>
+    <w:uiPriority w:val="9"/>
+    <w:rsid w:val="007276FD"/>
+    <w:rPr>
+      <w:rFonts w:asciiTheme="majorHAnsi" w:eastAsiaTheme="majorEastAsia" w:hAnsiTheme="majorHAnsi" w:cstheme="majorBidi"/>
+      <w:color w:val="2E74B5" w:themeColor="accent1" w:themeShade="BF"/>
+      <w:sz w:val="26"/>
+      <w:szCs w:val="26"/>
+    </w:rPr>
+  </w:style>
+  <w:style w:type="paragraph" w:styleId="TOC2">
+    <w:name w:val="toc 2"/>
+    <w:basedOn w:val="Normal"/>
+    <w:next w:val="Normal"/>
+    <w:autoRedefine/>
+    <w:uiPriority w:val="39"/>
+    <w:unhideWhenUsed/>
+    <w:rsid w:val="00E90214"/>
+    <w:pPr>
+      <w:spacing w:after="100"/>
+      <w:ind w:left="220"/>
+    </w:pPr>
+  </w:style>
+  <w:style w:type="character" w:styleId="Strong">
+    <w:name w:val="Strong"/>
+    <w:basedOn w:val="DefaultParagraphFont"/>
+    <w:uiPriority w:val="22"/>
+    <w:qFormat/>
+    <w:rsid w:val="00EF6795"/>
+    <w:rPr>
+      <w:b/>
+      <w:bCs/>
+    </w:rPr>
   </w:style>
 </w:styles>
 </file>
@@ -702,4 +5662,16 @@
     </a:ext>
   </a:extLst>
 </a:theme>
+</file>
+
+<file path=customXml/item1.xml><?xml version="1.0" encoding="utf-8"?>
+<b:Sources xmlns:b="http://schemas.openxmlformats.org/officeDocument/2006/bibliography" xmlns="http://schemas.openxmlformats.org/officeDocument/2006/bibliography" SelectedStyle="\APASixthEditionOfficeOnline.xsl" StyleName="APA" Version="6"/>
+</file>
+
+<file path=customXml/itemProps1.xml><?xml version="1.0" encoding="utf-8"?>
+<ds:datastoreItem xmlns:ds="http://schemas.openxmlformats.org/officeDocument/2006/customXml" ds:itemID="{0FD0FA80-52CA-4908-B1CC-04E74912BEA7}">
+  <ds:schemaRefs>
+    <ds:schemaRef ds:uri="http://schemas.openxmlformats.org/officeDocument/2006/bibliography"/>
+  </ds:schemaRefs>
+</ds:datastoreItem>
 </file>